--- a/OS/Notes/Unit-6.docx
+++ b/OS/Notes/Unit-6.docx
@@ -520,11 +520,188 @@
           </w:p>
         </w:tc>
       </w:tr>
+      <w:tr>
+        <w:tc>
+          <w:tcPr>
+            <w:cnfStyle w:val="001000000000" w:firstRow="0" w:lastRow="0" w:firstColumn="1" w:lastColumn="0" w:oddVBand="0" w:evenVBand="0" w:oddHBand="0" w:evenHBand="0" w:firstRowFirstColumn="0" w:firstRowLastColumn="0" w:lastRowFirstColumn="0" w:lastRowLastColumn="0"/>
+            <w:tcW w:w="0" w:type="auto"/>
+          </w:tcPr>
+          <w:p>
+            <w:pPr>
+              <w:rPr>
+                <w:b w:val="0"/>
+                <w:bCs w:val="0"/>
+              </w:rPr>
+            </w:pPr>
+            <w:r>
+              <w:t>Segmentation</w:t>
+            </w:r>
+          </w:p>
+        </w:tc>
+        <w:tc>
+          <w:tcPr>
+            <w:tcW w:w="0" w:type="auto"/>
+          </w:tcPr>
+          <w:p>
+            <w:pPr>
+              <w:cnfStyle w:val="000000000000" w:firstRow="0" w:lastRow="0" w:firstColumn="0" w:lastColumn="0" w:oddVBand="0" w:evenVBand="0" w:oddHBand="0" w:evenHBand="0" w:firstRowFirstColumn="0" w:firstRowLastColumn="0" w:lastRowFirstColumn="0" w:lastRowLastColumn="0"/>
+            </w:pPr>
+          </w:p>
+        </w:tc>
+        <w:tc>
+          <w:tcPr>
+            <w:tcW w:w="0" w:type="auto"/>
+          </w:tcPr>
+          <w:p>
+            <w:pPr>
+              <w:cnfStyle w:val="000000000000" w:firstRow="0" w:lastRow="0" w:firstColumn="0" w:lastColumn="0" w:oddVBand="0" w:evenVBand="0" w:oddHBand="0" w:evenHBand="0" w:firstRowFirstColumn="0" w:firstRowLastColumn="0" w:lastRowFirstColumn="0" w:lastRowLastColumn="0"/>
+            </w:pPr>
+          </w:p>
+        </w:tc>
+      </w:tr>
+      <w:tr>
+        <w:trPr>
+          <w:cnfStyle w:val="000000100000" w:firstRow="0" w:lastRow="0" w:firstColumn="0" w:lastColumn="0" w:oddVBand="0" w:evenVBand="0" w:oddHBand="1" w:evenHBand="0" w:firstRowFirstColumn="0" w:firstRowLastColumn="0" w:lastRowFirstColumn="0" w:lastRowLastColumn="0"/>
+        </w:trPr>
+        <w:tc>
+          <w:tcPr>
+            <w:cnfStyle w:val="001000000000" w:firstRow="0" w:lastRow="0" w:firstColumn="1" w:lastColumn="0" w:oddVBand="0" w:evenVBand="0" w:oddHBand="0" w:evenHBand="0" w:firstRowFirstColumn="0" w:firstRowLastColumn="0" w:lastRowFirstColumn="0" w:lastRowLastColumn="0"/>
+            <w:tcW w:w="0" w:type="auto"/>
+          </w:tcPr>
+          <w:p>
+            <w:r>
+              <w:t>Security Issues</w:t>
+            </w:r>
+          </w:p>
+        </w:tc>
+        <w:tc>
+          <w:tcPr>
+            <w:tcW w:w="0" w:type="auto"/>
+          </w:tcPr>
+          <w:p>
+            <w:pPr>
+              <w:cnfStyle w:val="000000100000" w:firstRow="0" w:lastRow="0" w:firstColumn="0" w:lastColumn="0" w:oddVBand="0" w:evenVBand="0" w:oddHBand="1" w:evenHBand="0" w:firstRowFirstColumn="0" w:firstRowLastColumn="0" w:lastRowFirstColumn="0" w:lastRowLastColumn="0"/>
+            </w:pPr>
+          </w:p>
+        </w:tc>
+        <w:tc>
+          <w:tcPr>
+            <w:tcW w:w="0" w:type="auto"/>
+          </w:tcPr>
+          <w:p>
+            <w:pPr>
+              <w:cnfStyle w:val="000000100000" w:firstRow="0" w:lastRow="0" w:firstColumn="0" w:lastColumn="0" w:oddVBand="0" w:evenVBand="0" w:oddHBand="1" w:evenHBand="0" w:firstRowFirstColumn="0" w:firstRowLastColumn="0" w:lastRowFirstColumn="0" w:lastRowLastColumn="0"/>
+            </w:pPr>
+          </w:p>
+        </w:tc>
+      </w:tr>
+      <w:tr>
+        <w:tc>
+          <w:tcPr>
+            <w:cnfStyle w:val="001000000000" w:firstRow="0" w:lastRow="0" w:firstColumn="1" w:lastColumn="0" w:oddVBand="0" w:evenVBand="0" w:oddHBand="0" w:evenHBand="0" w:firstRowFirstColumn="0" w:firstRowLastColumn="0" w:lastRowFirstColumn="0" w:lastRowLastColumn="0"/>
+            <w:tcW w:w="0" w:type="auto"/>
+          </w:tcPr>
+          <w:p>
+            <w:r>
+              <w:t>Virtual Memory</w:t>
+            </w:r>
+          </w:p>
+        </w:tc>
+        <w:tc>
+          <w:tcPr>
+            <w:tcW w:w="0" w:type="auto"/>
+          </w:tcPr>
+          <w:p>
+            <w:pPr>
+              <w:cnfStyle w:val="000000000000" w:firstRow="0" w:lastRow="0" w:firstColumn="0" w:lastColumn="0" w:oddVBand="0" w:evenVBand="0" w:oddHBand="0" w:evenHBand="0" w:firstRowFirstColumn="0" w:firstRowLastColumn="0" w:lastRowFirstColumn="0" w:lastRowLastColumn="0"/>
+            </w:pPr>
+          </w:p>
+        </w:tc>
+        <w:tc>
+          <w:tcPr>
+            <w:tcW w:w="0" w:type="auto"/>
+          </w:tcPr>
+          <w:p>
+            <w:pPr>
+              <w:cnfStyle w:val="000000000000" w:firstRow="0" w:lastRow="0" w:firstColumn="0" w:lastColumn="0" w:oddVBand="0" w:evenVBand="0" w:oddHBand="0" w:evenHBand="0" w:firstRowFirstColumn="0" w:firstRowLastColumn="0" w:lastRowFirstColumn="0" w:lastRowLastColumn="0"/>
+            </w:pPr>
+          </w:p>
+        </w:tc>
+      </w:tr>
+      <w:tr>
+        <w:trPr>
+          <w:cnfStyle w:val="000000100000" w:firstRow="0" w:lastRow="0" w:firstColumn="0" w:lastColumn="0" w:oddVBand="0" w:evenVBand="0" w:oddHBand="1" w:evenHBand="0" w:firstRowFirstColumn="0" w:firstRowLastColumn="0" w:lastRowFirstColumn="0" w:lastRowLastColumn="0"/>
+        </w:trPr>
+        <w:tc>
+          <w:tcPr>
+            <w:cnfStyle w:val="001000000000" w:firstRow="0" w:lastRow="0" w:firstColumn="1" w:lastColumn="0" w:oddVBand="0" w:evenVBand="0" w:oddHBand="0" w:evenHBand="0" w:firstRowFirstColumn="0" w:firstRowLastColumn="0" w:lastRowFirstColumn="0" w:lastRowLastColumn="0"/>
+            <w:tcW w:w="0" w:type="auto"/>
+          </w:tcPr>
+          <w:p>
+            <w:r>
+              <w:t>Page Replacement Policies</w:t>
+            </w:r>
+          </w:p>
+        </w:tc>
+        <w:tc>
+          <w:tcPr>
+            <w:tcW w:w="0" w:type="auto"/>
+          </w:tcPr>
+          <w:p>
+            <w:pPr>
+              <w:cnfStyle w:val="000000100000" w:firstRow="0" w:lastRow="0" w:firstColumn="0" w:lastColumn="0" w:oddVBand="0" w:evenVBand="0" w:oddHBand="1" w:evenHBand="0" w:firstRowFirstColumn="0" w:firstRowLastColumn="0" w:lastRowFirstColumn="0" w:lastRowLastColumn="0"/>
+            </w:pPr>
+          </w:p>
+        </w:tc>
+        <w:tc>
+          <w:tcPr>
+            <w:tcW w:w="0" w:type="auto"/>
+          </w:tcPr>
+          <w:p>
+            <w:pPr>
+              <w:cnfStyle w:val="000000100000" w:firstRow="0" w:lastRow="0" w:firstColumn="0" w:lastColumn="0" w:oddVBand="0" w:evenVBand="0" w:oddHBand="1" w:evenHBand="0" w:firstRowFirstColumn="0" w:firstRowLastColumn="0" w:lastRowFirstColumn="0" w:lastRowLastColumn="0"/>
+            </w:pPr>
+          </w:p>
+        </w:tc>
+      </w:tr>
+      <w:tr>
+        <w:tc>
+          <w:tcPr>
+            <w:cnfStyle w:val="001000000000" w:firstRow="0" w:lastRow="0" w:firstColumn="1" w:lastColumn="0" w:oddVBand="0" w:evenVBand="0" w:oddHBand="0" w:evenHBand="0" w:firstRowFirstColumn="0" w:firstRowLastColumn="0" w:lastRowFirstColumn="0" w:lastRowLastColumn="0"/>
+            <w:tcW w:w="0" w:type="auto"/>
+          </w:tcPr>
+          <w:p>
+            <w:r>
+              <w:t>Thrashing</w:t>
+            </w:r>
+          </w:p>
+        </w:tc>
+        <w:tc>
+          <w:tcPr>
+            <w:tcW w:w="0" w:type="auto"/>
+          </w:tcPr>
+          <w:p>
+            <w:pPr>
+              <w:cnfStyle w:val="000000000000" w:firstRow="0" w:lastRow="0" w:firstColumn="0" w:lastColumn="0" w:oddVBand="0" w:evenVBand="0" w:oddHBand="0" w:evenHBand="0" w:firstRowFirstColumn="0" w:firstRowLastColumn="0" w:lastRowFirstColumn="0" w:lastRowLastColumn="0"/>
+            </w:pPr>
+          </w:p>
+        </w:tc>
+        <w:tc>
+          <w:tcPr>
+            <w:tcW w:w="0" w:type="auto"/>
+          </w:tcPr>
+          <w:p>
+            <w:pPr>
+              <w:cnfStyle w:val="000000000000" w:firstRow="0" w:lastRow="0" w:firstColumn="0" w:lastColumn="0" w:oddVBand="0" w:evenVBand="0" w:oddHBand="0" w:evenHBand="0" w:firstRowFirstColumn="0" w:firstRowLastColumn="0" w:lastRowFirstColumn="0" w:lastRowLastColumn="0"/>
+            </w:pPr>
+          </w:p>
+        </w:tc>
+      </w:tr>
     </w:tbl>
     <w:p>
       <w:r>
         <w:pict w14:anchorId="0DEAA949">
-          <v:rect id="_x0000_i1031" style="width:0;height:1.5pt" o:hralign="center" o:hrstd="t" o:hr="t" fillcolor="#a0a0a0" stroked="f"/>
+          <v:rect id="_x0000_i1025" style="width:0;height:1.5pt" o:hralign="center" o:hrstd="t" o:hr="t" fillcolor="#a0a0a0" stroked="f"/>
         </w:pict>
       </w:r>
     </w:p>
@@ -666,7 +843,7 @@
           <w:szCs w:val="20"/>
         </w:rPr>
         <w:pict w14:anchorId="65C6240C">
-          <v:rect id="_x0000_i1987" style="width:0;height:1.5pt" o:hralign="center" o:hrstd="t" o:hr="t" fillcolor="#a0a0a0" stroked="f"/>
+          <v:rect id="_x0000_i1026" style="width:0;height:1.5pt" o:hralign="center" o:hrstd="t" o:hr="t" fillcolor="#a0a0a0" stroked="f"/>
         </w:pict>
       </w:r>
     </w:p>
@@ -819,6 +996,7 @@
                 <w:sz w:val="20"/>
                 <w:szCs w:val="20"/>
               </w:rPr>
+              <w:lastRenderedPageBreak/>
               <w:t>Efficient memory usage</w:t>
             </w:r>
           </w:p>
@@ -966,7 +1144,6 @@
                 <w:sz w:val="20"/>
                 <w:szCs w:val="20"/>
               </w:rPr>
-              <w:lastRenderedPageBreak/>
               <w:t>System stability</w:t>
             </w:r>
           </w:p>
@@ -1009,7 +1186,7 @@
           <w:szCs w:val="20"/>
         </w:rPr>
         <w:pict w14:anchorId="7D61D34C">
-          <v:rect id="_x0000_i1988" style="width:0;height:1.5pt" o:hralign="center" o:hrstd="t" o:hr="t" fillcolor="#a0a0a0" stroked="f"/>
+          <v:rect id="_x0000_i1027" style="width:0;height:1.5pt" o:hralign="center" o:hrstd="t" o:hr="t" fillcolor="#a0a0a0" stroked="f"/>
         </w:pict>
       </w:r>
     </w:p>
@@ -1371,7 +1548,7 @@
           <w:szCs w:val="20"/>
         </w:rPr>
         <w:pict w14:anchorId="2CF3FCE0">
-          <v:rect id="_x0000_i1989" style="width:0;height:1.5pt" o:hralign="center" o:hrstd="t" o:hr="t" fillcolor="#a0a0a0" stroked="f"/>
+          <v:rect id="_x0000_i1028" style="width:0;height:1.5pt" o:hralign="center" o:hrstd="t" o:hr="t" fillcolor="#a0a0a0" stroked="f"/>
         </w:pict>
       </w:r>
     </w:p>
@@ -1517,7 +1694,7 @@
           <w:szCs w:val="20"/>
         </w:rPr>
         <w:pict w14:anchorId="2738F75E">
-          <v:rect id="_x0000_i1990" style="width:0;height:1.5pt" o:hralign="center" o:hrstd="t" o:hr="t" fillcolor="#a0a0a0" stroked="f"/>
+          <v:rect id="_x0000_i1029" style="width:0;height:1.5pt" o:hralign="center" o:hrstd="t" o:hr="t" fillcolor="#a0a0a0" stroked="f"/>
         </w:pict>
       </w:r>
     </w:p>
@@ -1846,6 +2023,7 @@
                 <w:sz w:val="20"/>
                 <w:szCs w:val="20"/>
               </w:rPr>
+              <w:lastRenderedPageBreak/>
               <w:t>Fixed Partitioning</w:t>
             </w:r>
           </w:p>
@@ -1993,7 +2171,6 @@
                 <w:sz w:val="20"/>
                 <w:szCs w:val="20"/>
               </w:rPr>
-              <w:lastRenderedPageBreak/>
               <w:t>Segmentation</w:t>
             </w:r>
           </w:p>
@@ -2036,7 +2213,7 @@
           <w:szCs w:val="20"/>
         </w:rPr>
         <w:pict w14:anchorId="4F768A65">
-          <v:rect id="_x0000_i1991" style="width:0;height:1.5pt" o:hralign="center" o:hrstd="t" o:hr="t" fillcolor="#a0a0a0" stroked="f"/>
+          <v:rect id="_x0000_i1030" style="width:0;height:1.5pt" o:hralign="center" o:hrstd="t" o:hr="t" fillcolor="#a0a0a0" stroked="f"/>
         </w:pict>
       </w:r>
     </w:p>
@@ -2494,7 +2671,7 @@
           <w:szCs w:val="20"/>
         </w:rPr>
         <w:pict w14:anchorId="11A815D8">
-          <v:rect id="_x0000_i1992" style="width:0;height:1.5pt" o:hralign="center" o:hrstd="t" o:hr="t" fillcolor="#a0a0a0" stroked="f"/>
+          <v:rect id="_x0000_i1031" style="width:0;height:1.5pt" o:hralign="center" o:hrstd="t" o:hr="t" fillcolor="#a0a0a0" stroked="f"/>
         </w:pict>
       </w:r>
     </w:p>
@@ -2788,7 +2965,7 @@
           <w:szCs w:val="20"/>
         </w:rPr>
         <w:pict w14:anchorId="785AA814">
-          <v:rect id="_x0000_i1993" style="width:0;height:1.5pt" o:hralign="center" o:hrstd="t" o:hr="t" fillcolor="#a0a0a0" stroked="f"/>
+          <v:rect id="_x0000_i1032" style="width:0;height:1.5pt" o:hralign="center" o:hrstd="t" o:hr="t" fillcolor="#a0a0a0" stroked="f"/>
         </w:pict>
       </w:r>
     </w:p>
@@ -3036,7 +3213,7 @@
           <w:szCs w:val="20"/>
         </w:rPr>
         <w:pict w14:anchorId="48EEF257">
-          <v:rect id="_x0000_i1994" style="width:0;height:1.5pt" o:hralign="center" o:hrstd="t" o:hr="t" fillcolor="#a0a0a0" stroked="f"/>
+          <v:rect id="_x0000_i1033" style="width:0;height:1.5pt" o:hralign="center" o:hrstd="t" o:hr="t" fillcolor="#a0a0a0" stroked="f"/>
         </w:pict>
       </w:r>
     </w:p>
@@ -3206,6 +3383,7 @@
                 <w:sz w:val="20"/>
                 <w:szCs w:val="20"/>
               </w:rPr>
+              <w:lastRenderedPageBreak/>
               <w:t>System crashes</w:t>
             </w:r>
           </w:p>
@@ -3299,7 +3477,7 @@
           <w:szCs w:val="20"/>
         </w:rPr>
         <w:pict w14:anchorId="11D3BCD0">
-          <v:rect id="_x0000_i1995" style="width:0;height:1.5pt" o:hralign="center" o:hrstd="t" o:hr="t" fillcolor="#a0a0a0" stroked="f"/>
+          <v:rect id="_x0000_i1034" style="width:0;height:1.5pt" o:hralign="center" o:hrstd="t" o:hr="t" fillcolor="#a0a0a0" stroked="f"/>
         </w:pict>
       </w:r>
     </w:p>
@@ -3319,7 +3497,6 @@
           <w:sz w:val="20"/>
           <w:szCs w:val="20"/>
         </w:rPr>
-        <w:lastRenderedPageBreak/>
         <w:t>Key Points for Exams</w:t>
       </w:r>
     </w:p>
@@ -3448,7 +3625,7 @@
           <w:szCs w:val="20"/>
         </w:rPr>
         <w:pict w14:anchorId="02FF3CCD">
-          <v:rect id="_x0000_i1996" style="width:0;height:1.5pt" o:hralign="center" o:hrstd="t" o:hr="t" fillcolor="#a0a0a0" stroked="f"/>
+          <v:rect id="_x0000_i1035" style="width:0;height:1.5pt" o:hralign="center" o:hrstd="t" o:hr="t" fillcolor="#a0a0a0" stroked="f"/>
         </w:pict>
       </w:r>
     </w:p>
@@ -3499,7 +3676,7 @@
           <w:szCs w:val="20"/>
         </w:rPr>
         <w:pict w14:anchorId="14CC31A8">
-          <v:rect id="_x0000_i1997" style="width:0;height:1.5pt" o:hralign="center" o:hrstd="t" o:hr="t" fillcolor="#a0a0a0" stroked="f"/>
+          <v:rect id="_x0000_i1036" style="width:0;height:1.5pt" o:hralign="center" o:hrstd="t" o:hr="t" fillcolor="#a0a0a0" stroked="f"/>
         </w:pict>
       </w:r>
     </w:p>
@@ -3625,7 +3802,7 @@
           <w:szCs w:val="20"/>
         </w:rPr>
         <w:pict w14:anchorId="7899C1D0">
-          <v:rect id="_x0000_i1998" style="width:0;height:1.5pt" o:hralign="center" o:hrstd="t" o:hr="t" fillcolor="#a0a0a0" stroked="f"/>
+          <v:rect id="_x0000_i1037" style="width:0;height:1.5pt" o:hralign="center" o:hrstd="t" o:hr="t" fillcolor="#a0a0a0" stroked="f"/>
         </w:pict>
       </w:r>
     </w:p>
@@ -3936,7 +4113,7 @@
           <w:szCs w:val="20"/>
         </w:rPr>
         <w:pict w14:anchorId="3DAD39DB">
-          <v:rect id="_x0000_i1999" style="width:0;height:1.5pt" o:hralign="center" o:hrstd="t" o:hr="t" fillcolor="#a0a0a0" stroked="f"/>
+          <v:rect id="_x0000_i1038" style="width:0;height:1.5pt" o:hralign="center" o:hrstd="t" o:hr="t" fillcolor="#a0a0a0" stroked="f"/>
         </w:pict>
       </w:r>
     </w:p>
@@ -4047,7 +4224,7 @@
           <w:szCs w:val="20"/>
         </w:rPr>
         <w:pict w14:anchorId="3991529D">
-          <v:rect id="_x0000_i2000" style="width:0;height:1.5pt" o:hralign="center" o:hrstd="t" o:hr="t" fillcolor="#a0a0a0" stroked="f"/>
+          <v:rect id="_x0000_i1039" style="width:0;height:1.5pt" o:hralign="center" o:hrstd="t" o:hr="t" fillcolor="#a0a0a0" stroked="f"/>
         </w:pict>
       </w:r>
     </w:p>
@@ -4067,6 +4244,7 @@
           <w:sz w:val="20"/>
           <w:szCs w:val="20"/>
         </w:rPr>
+        <w:lastRenderedPageBreak/>
         <w:t>Example</w:t>
       </w:r>
       <w:r>
@@ -4184,7 +4362,6 @@
           <w:sz w:val="20"/>
           <w:szCs w:val="20"/>
         </w:rPr>
-        <w:lastRenderedPageBreak/>
         <w:t>The operating system adjusts the addresses accordingly.</w:t>
       </w:r>
     </w:p>
@@ -4201,7 +4378,7 @@
           <w:szCs w:val="20"/>
         </w:rPr>
         <w:pict w14:anchorId="171B1286">
-          <v:rect id="_x0000_i2001" style="width:0;height:1.5pt" o:hralign="center" o:hrstd="t" o:hr="t" fillcolor="#a0a0a0" stroked="f"/>
+          <v:rect id="_x0000_i1040" style="width:0;height:1.5pt" o:hralign="center" o:hrstd="t" o:hr="t" fillcolor="#a0a0a0" stroked="f"/>
         </w:pict>
       </w:r>
     </w:p>
@@ -4398,7 +4575,7 @@
           <w:szCs w:val="20"/>
         </w:rPr>
         <w:pict w14:anchorId="04A26F15">
-          <v:rect id="_x0000_i2002" style="width:0;height:1.5pt" o:hralign="center" o:hrstd="t" o:hr="t" fillcolor="#a0a0a0" stroked="f"/>
+          <v:rect id="_x0000_i1041" style="width:0;height:1.5pt" o:hralign="center" o:hrstd="t" o:hr="t" fillcolor="#a0a0a0" stroked="f"/>
         </w:pict>
       </w:r>
     </w:p>
@@ -4509,7 +4686,7 @@
           <w:szCs w:val="20"/>
         </w:rPr>
         <w:pict w14:anchorId="668C2848">
-          <v:rect id="_x0000_i2003" style="width:0;height:1.5pt" o:hralign="center" o:hrstd="t" o:hr="t" fillcolor="#a0a0a0" stroked="f"/>
+          <v:rect id="_x0000_i1042" style="width:0;height:1.5pt" o:hralign="center" o:hrstd="t" o:hr="t" fillcolor="#a0a0a0" stroked="f"/>
         </w:pict>
       </w:r>
     </w:p>
@@ -4583,7 +4760,7 @@
           <w:szCs w:val="20"/>
         </w:rPr>
         <w:pict w14:anchorId="29F24014">
-          <v:rect id="_x0000_i2004" style="width:0;height:1.5pt" o:hralign="center" o:hrstd="t" o:hr="t" fillcolor="#a0a0a0" stroked="f"/>
+          <v:rect id="_x0000_i1043" style="width:0;height:1.5pt" o:hralign="center" o:hrstd="t" o:hr="t" fillcolor="#a0a0a0" stroked="f"/>
         </w:pict>
       </w:r>
     </w:p>
@@ -4780,7 +4957,7 @@
           <w:szCs w:val="20"/>
         </w:rPr>
         <w:pict w14:anchorId="4D9104A6">
-          <v:rect id="_x0000_i2005" style="width:0;height:1.5pt" o:hralign="center" o:hrstd="t" o:hr="t" fillcolor="#a0a0a0" stroked="f"/>
+          <v:rect id="_x0000_i1044" style="width:0;height:1.5pt" o:hralign="center" o:hrstd="t" o:hr="t" fillcolor="#a0a0a0" stroked="f"/>
         </w:pict>
       </w:r>
     </w:p>
@@ -4891,7 +5068,7 @@
           <w:szCs w:val="20"/>
         </w:rPr>
         <w:pict w14:anchorId="4F6C35C9">
-          <v:rect id="_x0000_i2006" style="width:0;height:1.5pt" o:hralign="center" o:hrstd="t" o:hr="t" fillcolor="#a0a0a0" stroked="f"/>
+          <v:rect id="_x0000_i1045" style="width:0;height:1.5pt" o:hralign="center" o:hrstd="t" o:hr="t" fillcolor="#a0a0a0" stroked="f"/>
         </w:pict>
       </w:r>
     </w:p>
@@ -4972,6 +5149,7 @@
           <w:sz w:val="20"/>
           <w:szCs w:val="20"/>
         </w:rPr>
+        <w:lastRenderedPageBreak/>
         <w:t>Shared Program</w:t>
       </w:r>
       <w:r>
@@ -5019,9 +5197,8 @@
           <w:sz w:val="20"/>
           <w:szCs w:val="20"/>
         </w:rPr>
-        <w:lastRenderedPageBreak/>
         <w:pict w14:anchorId="055845ED">
-          <v:rect id="_x0000_i2007" style="width:0;height:1.5pt" o:hralign="center" o:hrstd="t" o:hr="t" fillcolor="#a0a0a0" stroked="f"/>
+          <v:rect id="_x0000_i1046" style="width:0;height:1.5pt" o:hralign="center" o:hrstd="t" o:hr="t" fillcolor="#a0a0a0" stroked="f"/>
         </w:pict>
       </w:r>
     </w:p>
@@ -5218,7 +5395,7 @@
           <w:szCs w:val="20"/>
         </w:rPr>
         <w:pict w14:anchorId="267F49C6">
-          <v:rect id="_x0000_i2008" style="width:0;height:1.5pt" o:hralign="center" o:hrstd="t" o:hr="t" fillcolor="#a0a0a0" stroked="f"/>
+          <v:rect id="_x0000_i1047" style="width:0;height:1.5pt" o:hralign="center" o:hrstd="t" o:hr="t" fillcolor="#a0a0a0" stroked="f"/>
         </w:pict>
       </w:r>
     </w:p>
@@ -5376,7 +5553,7 @@
           <w:szCs w:val="20"/>
         </w:rPr>
         <w:pict w14:anchorId="7C3DFF00">
-          <v:rect id="_x0000_i2009" style="width:0;height:1.5pt" o:hralign="center" o:hrstd="t" o:hr="t" fillcolor="#a0a0a0" stroked="f"/>
+          <v:rect id="_x0000_i1048" style="width:0;height:1.5pt" o:hralign="center" o:hrstd="t" o:hr="t" fillcolor="#a0a0a0" stroked="f"/>
         </w:pict>
       </w:r>
     </w:p>
@@ -5599,7 +5776,7 @@
           <w:szCs w:val="20"/>
         </w:rPr>
         <w:pict w14:anchorId="716CAD8A">
-          <v:rect id="_x0000_i2010" style="width:0;height:1.5pt" o:hralign="center" o:hrstd="t" o:hr="t" fillcolor="#a0a0a0" stroked="f"/>
+          <v:rect id="_x0000_i1049" style="width:0;height:1.5pt" o:hralign="center" o:hrstd="t" o:hr="t" fillcolor="#a0a0a0" stroked="f"/>
         </w:pict>
       </w:r>
     </w:p>
@@ -5796,7 +5973,7 @@
           <w:szCs w:val="20"/>
         </w:rPr>
         <w:pict w14:anchorId="714A81CA">
-          <v:rect id="_x0000_i2011" style="width:0;height:1.5pt" o:hralign="center" o:hrstd="t" o:hr="t" fillcolor="#a0a0a0" stroked="f"/>
+          <v:rect id="_x0000_i1050" style="width:0;height:1.5pt" o:hralign="center" o:hrstd="t" o:hr="t" fillcolor="#a0a0a0" stroked="f"/>
         </w:pict>
       </w:r>
     </w:p>
@@ -5951,6 +6128,7 @@
                 <w:sz w:val="20"/>
                 <w:szCs w:val="20"/>
               </w:rPr>
+              <w:lastRenderedPageBreak/>
               <w:t>Protection</w:t>
             </w:r>
           </w:p>
@@ -6092,7 +6270,7 @@
           <w:szCs w:val="20"/>
         </w:rPr>
         <w:pict w14:anchorId="5262098F">
-          <v:rect id="_x0000_i2012" style="width:0;height:1.5pt" o:hralign="center" o:hrstd="t" o:hr="t" fillcolor="#a0a0a0" stroked="f"/>
+          <v:rect id="_x0000_i1051" style="width:0;height:1.5pt" o:hralign="center" o:hrstd="t" o:hr="t" fillcolor="#a0a0a0" stroked="f"/>
         </w:pict>
       </w:r>
     </w:p>
@@ -6112,7 +6290,6 @@
           <w:sz w:val="20"/>
           <w:szCs w:val="20"/>
         </w:rPr>
-        <w:lastRenderedPageBreak/>
         <w:t>Key Points for Exams</w:t>
       </w:r>
     </w:p>
@@ -6280,7 +6457,7 @@
           <w:szCs w:val="20"/>
         </w:rPr>
         <w:pict w14:anchorId="16159170">
-          <v:rect id="_x0000_i2013" style="width:0;height:1.5pt" o:hralign="center" o:hrstd="t" o:hr="t" fillcolor="#a0a0a0" stroked="f"/>
+          <v:rect id="_x0000_i1052" style="width:0;height:1.5pt" o:hralign="center" o:hrstd="t" o:hr="t" fillcolor="#a0a0a0" stroked="f"/>
         </w:pict>
       </w:r>
     </w:p>
@@ -6331,7 +6508,7 @@
           <w:szCs w:val="20"/>
         </w:rPr>
         <w:pict w14:anchorId="54792B09">
-          <v:rect id="_x0000_i2014" style="width:0;height:1.5pt" o:hralign="center" o:hrstd="t" o:hr="t" fillcolor="#a0a0a0" stroked="f"/>
+          <v:rect id="_x0000_i1053" style="width:0;height:1.5pt" o:hralign="center" o:hrstd="t" o:hr="t" fillcolor="#a0a0a0" stroked="f"/>
         </w:pict>
       </w:r>
     </w:p>
@@ -6489,7 +6666,7 @@
           <w:szCs w:val="20"/>
         </w:rPr>
         <w:pict w14:anchorId="4774DEB2">
-          <v:rect id="_x0000_i2015" style="width:0;height:1.5pt" o:hralign="center" o:hrstd="t" o:hr="t" fillcolor="#a0a0a0" stroked="f"/>
+          <v:rect id="_x0000_i1054" style="width:0;height:1.5pt" o:hralign="center" o:hrstd="t" o:hr="t" fillcolor="#a0a0a0" stroked="f"/>
         </w:pict>
       </w:r>
     </w:p>
@@ -6752,7 +6929,7 @@
           <w:szCs w:val="20"/>
         </w:rPr>
         <w:pict w14:anchorId="6990381D">
-          <v:rect id="_x0000_i2016" style="width:0;height:1.5pt" o:hralign="center" o:hrstd="t" o:hr="t" fillcolor="#a0a0a0" stroked="f"/>
+          <v:rect id="_x0000_i1055" style="width:0;height:1.5pt" o:hralign="center" o:hrstd="t" o:hr="t" fillcolor="#a0a0a0" stroked="f"/>
         </w:pict>
       </w:r>
     </w:p>
@@ -6823,6 +7000,7 @@
                 <w:sz w:val="20"/>
                 <w:szCs w:val="20"/>
               </w:rPr>
+              <w:lastRenderedPageBreak/>
               <w:t>Type</w:t>
             </w:r>
           </w:p>
@@ -6964,7 +7142,7 @@
           <w:szCs w:val="20"/>
         </w:rPr>
         <w:pict w14:anchorId="5CC5AE7D">
-          <v:rect id="_x0000_i2017" style="width:0;height:1.5pt" o:hralign="center" o:hrstd="t" o:hr="t" fillcolor="#a0a0a0" stroked="f"/>
+          <v:rect id="_x0000_i1056" style="width:0;height:1.5pt" o:hralign="center" o:hrstd="t" o:hr="t" fillcolor="#a0a0a0" stroked="f"/>
         </w:pict>
       </w:r>
     </w:p>
@@ -6984,7 +7162,6 @@
           <w:sz w:val="20"/>
           <w:szCs w:val="20"/>
         </w:rPr>
-        <w:lastRenderedPageBreak/>
         <w:t>1. Fixed Partitioning</w:t>
       </w:r>
     </w:p>
@@ -7177,7 +7354,7 @@
           <w:szCs w:val="20"/>
         </w:rPr>
         <w:pict w14:anchorId="26C3D837">
-          <v:rect id="_x0000_i2018" style="width:0;height:1.5pt" o:hralign="center" o:hrstd="t" o:hr="t" fillcolor="#a0a0a0" stroked="f"/>
+          <v:rect id="_x0000_i1057" style="width:0;height:1.5pt" o:hralign="center" o:hrstd="t" o:hr="t" fillcolor="#a0a0a0" stroked="f"/>
         </w:pict>
       </w:r>
     </w:p>
@@ -7425,7 +7602,7 @@
           <w:szCs w:val="20"/>
         </w:rPr>
         <w:pict w14:anchorId="424A718C">
-          <v:rect id="_x0000_i2019" style="width:0;height:1.5pt" o:hralign="center" o:hrstd="t" o:hr="t" fillcolor="#a0a0a0" stroked="f"/>
+          <v:rect id="_x0000_i1058" style="width:0;height:1.5pt" o:hralign="center" o:hrstd="t" o:hr="t" fillcolor="#a0a0a0" stroked="f"/>
         </w:pict>
       </w:r>
     </w:p>
@@ -7622,7 +7799,7 @@
           <w:szCs w:val="20"/>
         </w:rPr>
         <w:pict w14:anchorId="3CF2F136">
-          <v:rect id="_x0000_i2020" style="width:0;height:1.5pt" o:hralign="center" o:hrstd="t" o:hr="t" fillcolor="#a0a0a0" stroked="f"/>
+          <v:rect id="_x0000_i1059" style="width:0;height:1.5pt" o:hralign="center" o:hrstd="t" o:hr="t" fillcolor="#a0a0a0" stroked="f"/>
         </w:pict>
       </w:r>
     </w:p>
@@ -7819,7 +7996,7 @@
           <w:szCs w:val="20"/>
         </w:rPr>
         <w:pict w14:anchorId="4F1C66EE">
-          <v:rect id="_x0000_i2021" style="width:0;height:1.5pt" o:hralign="center" o:hrstd="t" o:hr="t" fillcolor="#a0a0a0" stroked="f"/>
+          <v:rect id="_x0000_i1060" style="width:0;height:1.5pt" o:hralign="center" o:hrstd="t" o:hr="t" fillcolor="#a0a0a0" stroked="f"/>
         </w:pict>
       </w:r>
     </w:p>
@@ -7921,6 +8098,7 @@
           <w:sz w:val="20"/>
           <w:szCs w:val="20"/>
         </w:rPr>
+        <w:lastRenderedPageBreak/>
         <w:t>The operating system dynamically allocates memory to processes.</w:t>
       </w:r>
     </w:p>
@@ -7975,13 +8153,6 @@
           <w:szCs w:val="20"/>
         </w:rPr>
         <w:br/>
-      </w:r>
-      <w:r>
-        <w:rPr>
-          <w:sz w:val="20"/>
-          <w:szCs w:val="20"/>
-        </w:rPr>
-        <w:lastRenderedPageBreak/>
         <w:t>Process P2 → 300 MB</w:t>
       </w:r>
       <w:r>
@@ -8022,7 +8193,7 @@
           <w:szCs w:val="20"/>
         </w:rPr>
         <w:pict w14:anchorId="0FA588CA">
-          <v:rect id="_x0000_i2022" style="width:0;height:1.5pt" o:hralign="center" o:hrstd="t" o:hr="t" fillcolor="#a0a0a0" stroked="f"/>
+          <v:rect id="_x0000_i1061" style="width:0;height:1.5pt" o:hralign="center" o:hrstd="t" o:hr="t" fillcolor="#a0a0a0" stroked="f"/>
         </w:pict>
       </w:r>
     </w:p>
@@ -8270,7 +8441,7 @@
           <w:szCs w:val="20"/>
         </w:rPr>
         <w:pict w14:anchorId="5C7D5611">
-          <v:rect id="_x0000_i2023" style="width:0;height:1.5pt" o:hralign="center" o:hrstd="t" o:hr="t" fillcolor="#a0a0a0" stroked="f"/>
+          <v:rect id="_x0000_i1062" style="width:0;height:1.5pt" o:hralign="center" o:hrstd="t" o:hr="t" fillcolor="#a0a0a0" stroked="f"/>
         </w:pict>
       </w:r>
     </w:p>
@@ -8467,7 +8638,7 @@
           <w:szCs w:val="20"/>
         </w:rPr>
         <w:pict w14:anchorId="4F5BBC37">
-          <v:rect id="_x0000_i2024" style="width:0;height:1.5pt" o:hralign="center" o:hrstd="t" o:hr="t" fillcolor="#a0a0a0" stroked="f"/>
+          <v:rect id="_x0000_i1063" style="width:0;height:1.5pt" o:hralign="center" o:hrstd="t" o:hr="t" fillcolor="#a0a0a0" stroked="f"/>
         </w:pict>
       </w:r>
     </w:p>
@@ -8664,7 +8835,7 @@
           <w:szCs w:val="20"/>
         </w:rPr>
         <w:pict w14:anchorId="0D50755B">
-          <v:rect id="_x0000_i2025" style="width:0;height:1.5pt" o:hralign="center" o:hrstd="t" o:hr="t" fillcolor="#a0a0a0" stroked="f"/>
+          <v:rect id="_x0000_i1064" style="width:0;height:1.5pt" o:hralign="center" o:hrstd="t" o:hr="t" fillcolor="#a0a0a0" stroked="f"/>
         </w:pict>
       </w:r>
     </w:p>
@@ -9076,7 +9247,7 @@
           <w:szCs w:val="20"/>
         </w:rPr>
         <w:pict w14:anchorId="62B2E2B2">
-          <v:rect id="_x0000_i2026" style="width:0;height:1.5pt" o:hralign="center" o:hrstd="t" o:hr="t" fillcolor="#a0a0a0" stroked="f"/>
+          <v:rect id="_x0000_i1065" style="width:0;height:1.5pt" o:hralign="center" o:hrstd="t" o:hr="t" fillcolor="#a0a0a0" stroked="f"/>
         </w:pict>
       </w:r>
     </w:p>
@@ -9111,6 +9282,7 @@
           <w:sz w:val="20"/>
           <w:szCs w:val="20"/>
         </w:rPr>
+        <w:lastRenderedPageBreak/>
         <w:t>Main Memory</w:t>
       </w:r>
       <w:r>
@@ -9167,13 +9339,6 @@
           <w:szCs w:val="20"/>
         </w:rPr>
         <w:br/>
-      </w:r>
-      <w:r>
-        <w:rPr>
-          <w:sz w:val="20"/>
-          <w:szCs w:val="20"/>
-        </w:rPr>
-        <w:lastRenderedPageBreak/>
         <w:t>---------------------------------</w:t>
       </w:r>
       <w:r>
@@ -9221,7 +9386,7 @@
           <w:szCs w:val="20"/>
         </w:rPr>
         <w:pict w14:anchorId="03AFC12D">
-          <v:rect id="_x0000_i2027" style="width:0;height:1.5pt" o:hralign="center" o:hrstd="t" o:hr="t" fillcolor="#a0a0a0" stroked="f"/>
+          <v:rect id="_x0000_i1066" style="width:0;height:1.5pt" o:hralign="center" o:hrstd="t" o:hr="t" fillcolor="#a0a0a0" stroked="f"/>
         </w:pict>
       </w:r>
     </w:p>
@@ -9398,7 +9563,7 @@
           <w:szCs w:val="20"/>
         </w:rPr>
         <w:pict w14:anchorId="08928E27">
-          <v:rect id="_x0000_i2028" style="width:0;height:1.5pt" o:hralign="center" o:hrstd="t" o:hr="t" fillcolor="#a0a0a0" stroked="f"/>
+          <v:rect id="_x0000_i1067" style="width:0;height:1.5pt" o:hralign="center" o:hrstd="t" o:hr="t" fillcolor="#a0a0a0" stroked="f"/>
         </w:pict>
       </w:r>
     </w:p>
@@ -9449,7 +9614,7 @@
           <w:szCs w:val="20"/>
         </w:rPr>
         <w:pict w14:anchorId="7964277C">
-          <v:rect id="_x0000_i2029" style="width:0;height:1.5pt" o:hralign="center" o:hrstd="t" o:hr="t" fillcolor="#a0a0a0" stroked="f"/>
+          <v:rect id="_x0000_i1068" style="width:0;height:1.5pt" o:hralign="center" o:hrstd="t" o:hr="t" fillcolor="#a0a0a0" stroked="f"/>
         </w:pict>
       </w:r>
     </w:p>
@@ -9630,7 +9795,7 @@
           <w:szCs w:val="20"/>
         </w:rPr>
         <w:pict w14:anchorId="124BBE87">
-          <v:rect id="_x0000_i2030" style="width:0;height:1.5pt" o:hralign="center" o:hrstd="t" o:hr="t" fillcolor="#a0a0a0" stroked="f"/>
+          <v:rect id="_x0000_i1069" style="width:0;height:1.5pt" o:hralign="center" o:hrstd="t" o:hr="t" fillcolor="#a0a0a0" stroked="f"/>
         </w:pict>
       </w:r>
     </w:p>
@@ -9752,6 +9917,13 @@
           <w:szCs w:val="20"/>
         </w:rPr>
         <w:br/>
+      </w:r>
+      <w:r>
+        <w:rPr>
+          <w:sz w:val="20"/>
+          <w:szCs w:val="20"/>
+        </w:rPr>
+        <w:lastRenderedPageBreak/>
         <w:t>Partition 2 → Process P2</w:t>
       </w:r>
       <w:r>
@@ -9806,9 +9978,8 @@
           <w:sz w:val="20"/>
           <w:szCs w:val="20"/>
         </w:rPr>
-        <w:lastRenderedPageBreak/>
         <w:pict w14:anchorId="7ED90BE5">
-          <v:rect id="_x0000_i2031" style="width:0;height:1.5pt" o:hralign="center" o:hrstd="t" o:hr="t" fillcolor="#a0a0a0" stroked="f"/>
+          <v:rect id="_x0000_i1070" style="width:0;height:1.5pt" o:hralign="center" o:hrstd="t" o:hr="t" fillcolor="#a0a0a0" stroked="f"/>
         </w:pict>
       </w:r>
     </w:p>
@@ -10104,7 +10275,7 @@
           <w:szCs w:val="20"/>
         </w:rPr>
         <w:pict w14:anchorId="67AA3BA3">
-          <v:rect id="_x0000_i2032" style="width:0;height:1.5pt" o:hralign="center" o:hrstd="t" o:hr="t" fillcolor="#a0a0a0" stroked="f"/>
+          <v:rect id="_x0000_i1071" style="width:0;height:1.5pt" o:hralign="center" o:hrstd="t" o:hr="t" fillcolor="#a0a0a0" stroked="f"/>
         </w:pict>
       </w:r>
     </w:p>
@@ -10316,7 +10487,7 @@
           <w:szCs w:val="20"/>
         </w:rPr>
         <w:pict w14:anchorId="08BEC857">
-          <v:rect id="_x0000_i2033" style="width:0;height:1.5pt" o:hralign="center" o:hrstd="t" o:hr="t" fillcolor="#a0a0a0" stroked="f"/>
+          <v:rect id="_x0000_i1072" style="width:0;height:1.5pt" o:hralign="center" o:hrstd="t" o:hr="t" fillcolor="#a0a0a0" stroked="f"/>
         </w:pict>
       </w:r>
     </w:p>
@@ -10492,7 +10663,7 @@
           <w:szCs w:val="20"/>
         </w:rPr>
         <w:pict w14:anchorId="1A186934">
-          <v:rect id="_x0000_i2034" style="width:0;height:1.5pt" o:hralign="center" o:hrstd="t" o:hr="t" fillcolor="#a0a0a0" stroked="f"/>
+          <v:rect id="_x0000_i1073" style="width:0;height:1.5pt" o:hralign="center" o:hrstd="t" o:hr="t" fillcolor="#a0a0a0" stroked="f"/>
         </w:pict>
       </w:r>
     </w:p>
@@ -10573,6 +10744,7 @@
           <w:sz w:val="20"/>
           <w:szCs w:val="20"/>
         </w:rPr>
+        <w:lastRenderedPageBreak/>
         <w:t>Memory</w:t>
       </w:r>
       <w:r>
@@ -10629,13 +10801,6 @@
           <w:szCs w:val="20"/>
         </w:rPr>
         <w:br/>
-      </w:r>
-      <w:r>
-        <w:rPr>
-          <w:sz w:val="20"/>
-          <w:szCs w:val="20"/>
-        </w:rPr>
-        <w:lastRenderedPageBreak/>
         <w:t>Partition (400 MB)</w:t>
       </w:r>
       <w:r>
@@ -10675,7 +10840,7 @@
           <w:szCs w:val="20"/>
         </w:rPr>
         <w:pict w14:anchorId="3588C130">
-          <v:rect id="_x0000_i2035" style="width:0;height:1.5pt" o:hralign="center" o:hrstd="t" o:hr="t" fillcolor="#a0a0a0" stroked="f"/>
+          <v:rect id="_x0000_i1074" style="width:0;height:1.5pt" o:hralign="center" o:hrstd="t" o:hr="t" fillcolor="#a0a0a0" stroked="f"/>
         </w:pict>
       </w:r>
     </w:p>
@@ -11244,7 +11409,7 @@
           <w:szCs w:val="20"/>
         </w:rPr>
         <w:pict w14:anchorId="5A682B59">
-          <v:rect id="_x0000_i2311" style="width:0;height:1.5pt" o:hralign="center" o:hrstd="t" o:hr="t" fillcolor="#a0a0a0" stroked="f"/>
+          <v:rect id="_x0000_i1075" style="width:0;height:1.5pt" o:hralign="center" o:hrstd="t" o:hr="t" fillcolor="#a0a0a0" stroked="f"/>
         </w:pict>
       </w:r>
     </w:p>
@@ -11501,7 +11666,7 @@
           <w:szCs w:val="20"/>
         </w:rPr>
         <w:pict w14:anchorId="6953D829">
-          <v:rect id="_x0000_i2312" style="width:0;height:1.5pt" o:hralign="center" o:hrstd="t" o:hr="t" fillcolor="#a0a0a0" stroked="f"/>
+          <v:rect id="_x0000_i1076" style="width:0;height:1.5pt" o:hralign="center" o:hrstd="t" o:hr="t" fillcolor="#a0a0a0" stroked="f"/>
         </w:pict>
       </w:r>
     </w:p>
@@ -11656,6 +11821,7 @@
                 <w:sz w:val="20"/>
                 <w:szCs w:val="20"/>
               </w:rPr>
+              <w:lastRenderedPageBreak/>
               <w:t>Fast allocation</w:t>
             </w:r>
           </w:p>
@@ -11749,7 +11915,7 @@
           <w:szCs w:val="20"/>
         </w:rPr>
         <w:pict w14:anchorId="50988D23">
-          <v:rect id="_x0000_i2038" style="width:0;height:1.5pt" o:hralign="center" o:hrstd="t" o:hr="t" fillcolor="#a0a0a0" stroked="f"/>
+          <v:rect id="_x0000_i1077" style="width:0;height:1.5pt" o:hralign="center" o:hrstd="t" o:hr="t" fillcolor="#a0a0a0" stroked="f"/>
         </w:pict>
       </w:r>
     </w:p>
@@ -11805,7 +11971,6 @@
                 <w:sz w:val="20"/>
                 <w:szCs w:val="20"/>
               </w:rPr>
-              <w:lastRenderedPageBreak/>
               <w:t>Disadvantage</w:t>
             </w:r>
           </w:p>
@@ -11998,7 +12163,7 @@
           <w:szCs w:val="20"/>
         </w:rPr>
         <w:pict w14:anchorId="076B554E">
-          <v:rect id="_x0000_i2039" style="width:0;height:1.5pt" o:hralign="center" o:hrstd="t" o:hr="t" fillcolor="#a0a0a0" stroked="f"/>
+          <v:rect id="_x0000_i1078" style="width:0;height:1.5pt" o:hralign="center" o:hrstd="t" o:hr="t" fillcolor="#a0a0a0" stroked="f"/>
         </w:pict>
       </w:r>
     </w:p>
@@ -12137,7 +12302,7 @@
           <w:szCs w:val="20"/>
         </w:rPr>
         <w:pict w14:anchorId="3BB43FCB">
-          <v:rect id="_x0000_i2040" style="width:0;height:1.5pt" o:hralign="center" o:hrstd="t" o:hr="t" fillcolor="#a0a0a0" stroked="f"/>
+          <v:rect id="_x0000_i1079" style="width:0;height:1.5pt" o:hralign="center" o:hrstd="t" o:hr="t" fillcolor="#a0a0a0" stroked="f"/>
         </w:pict>
       </w:r>
     </w:p>
@@ -12305,7 +12470,7 @@
           <w:szCs w:val="20"/>
         </w:rPr>
         <w:pict w14:anchorId="0D0019E7">
-          <v:rect id="_x0000_i2041" style="width:0;height:1.5pt" o:hralign="center" o:hrstd="t" o:hr="t" fillcolor="#a0a0a0" stroked="f"/>
+          <v:rect id="_x0000_i1080" style="width:0;height:1.5pt" o:hralign="center" o:hrstd="t" o:hr="t" fillcolor="#a0a0a0" stroked="f"/>
         </w:pict>
       </w:r>
     </w:p>
@@ -12437,6 +12602,7 @@
           <w:sz w:val="20"/>
           <w:szCs w:val="20"/>
         </w:rPr>
+        <w:lastRenderedPageBreak/>
         <w:t xml:space="preserve">Unlike fixed partitioning, the partitions are </w:t>
       </w:r>
       <w:r>
@@ -12516,7 +12682,7 @@
           <w:szCs w:val="20"/>
         </w:rPr>
         <w:pict w14:anchorId="57EE6D83">
-          <v:rect id="_x0000_i2042" style="width:0;height:1.5pt" o:hralign="center" o:hrstd="t" o:hr="t" fillcolor="#a0a0a0" stroked="f"/>
+          <v:rect id="_x0000_i1081" style="width:0;height:1.5pt" o:hralign="center" o:hrstd="t" o:hr="t" fillcolor="#a0a0a0" stroked="f"/>
         </w:pict>
       </w:r>
     </w:p>
@@ -12536,7 +12702,6 @@
           <w:sz w:val="20"/>
           <w:szCs w:val="20"/>
         </w:rPr>
-        <w:lastRenderedPageBreak/>
         <w:t>Basic Concept</w:t>
       </w:r>
     </w:p>
@@ -12693,7 +12858,7 @@
           <w:szCs w:val="20"/>
         </w:rPr>
         <w:pict w14:anchorId="70EC1613">
-          <v:rect id="_x0000_i2043" style="width:0;height:1.5pt" o:hralign="center" o:hrstd="t" o:hr="t" fillcolor="#a0a0a0" stroked="f"/>
+          <v:rect id="_x0000_i1082" style="width:0;height:1.5pt" o:hralign="center" o:hrstd="t" o:hr="t" fillcolor="#a0a0a0" stroked="f"/>
         </w:pict>
       </w:r>
     </w:p>
@@ -12852,7 +13017,7 @@
           <w:szCs w:val="20"/>
         </w:rPr>
         <w:pict w14:anchorId="2C17CECA">
-          <v:rect id="_x0000_i2044" style="width:0;height:1.5pt" o:hralign="center" o:hrstd="t" o:hr="t" fillcolor="#a0a0a0" stroked="f"/>
+          <v:rect id="_x0000_i1083" style="width:0;height:1.5pt" o:hralign="center" o:hrstd="t" o:hr="t" fillcolor="#a0a0a0" stroked="f"/>
         </w:pict>
       </w:r>
     </w:p>
@@ -13185,6 +13350,13 @@
           <w:szCs w:val="20"/>
         </w:rPr>
         <w:br/>
+      </w:r>
+      <w:r>
+        <w:rPr>
+          <w:sz w:val="20"/>
+          <w:szCs w:val="20"/>
+        </w:rPr>
+        <w:lastRenderedPageBreak/>
         <w:t>P1 → 200 MB</w:t>
       </w:r>
       <w:r>
@@ -13247,9 +13419,8 @@
           <w:sz w:val="20"/>
           <w:szCs w:val="20"/>
         </w:rPr>
-        <w:lastRenderedPageBreak/>
         <w:pict w14:anchorId="2864E6D6">
-          <v:rect id="_x0000_i2045" style="width:0;height:1.5pt" o:hralign="center" o:hrstd="t" o:hr="t" fillcolor="#a0a0a0" stroked="f"/>
+          <v:rect id="_x0000_i1084" style="width:0;height:1.5pt" o:hralign="center" o:hrstd="t" o:hr="t" fillcolor="#a0a0a0" stroked="f"/>
         </w:pict>
       </w:r>
     </w:p>
@@ -13472,7 +13643,7 @@
           <w:szCs w:val="20"/>
         </w:rPr>
         <w:pict w14:anchorId="41F87636">
-          <v:rect id="_x0000_i2046" style="width:0;height:1.5pt" o:hralign="center" o:hrstd="t" o:hr="t" fillcolor="#a0a0a0" stroked="f"/>
+          <v:rect id="_x0000_i1085" style="width:0;height:1.5pt" o:hralign="center" o:hrstd="t" o:hr="t" fillcolor="#a0a0a0" stroked="f"/>
         </w:pict>
       </w:r>
     </w:p>
@@ -13712,7 +13883,7 @@
           <w:szCs w:val="20"/>
         </w:rPr>
         <w:pict w14:anchorId="73DBC09E">
-          <v:rect id="_x0000_i2047" style="width:0;height:1.5pt" o:hralign="center" o:hrstd="t" o:hr="t" fillcolor="#a0a0a0" stroked="f"/>
+          <v:rect id="_x0000_i1086" style="width:0;height:1.5pt" o:hralign="center" o:hrstd="t" o:hr="t" fillcolor="#a0a0a0" stroked="f"/>
         </w:pict>
       </w:r>
     </w:p>
@@ -13732,6 +13903,7 @@
           <w:sz w:val="20"/>
           <w:szCs w:val="20"/>
         </w:rPr>
+        <w:lastRenderedPageBreak/>
         <w:t>Advantages of Variable Partitioning</w:t>
       </w:r>
     </w:p>
@@ -13918,7 +14090,6 @@
                 <w:sz w:val="20"/>
                 <w:szCs w:val="20"/>
               </w:rPr>
-              <w:lastRenderedPageBreak/>
               <w:t>Flexible allocation</w:t>
             </w:r>
           </w:p>
@@ -13961,7 +14132,7 @@
           <w:szCs w:val="20"/>
         </w:rPr>
         <w:pict w14:anchorId="507966C8">
-          <v:rect id="_x0000_i2048" style="width:0;height:1.5pt" o:hralign="center" o:hrstd="t" o:hr="t" fillcolor="#a0a0a0" stroked="f"/>
+          <v:rect id="_x0000_i1087" style="width:0;height:1.5pt" o:hralign="center" o:hrstd="t" o:hr="t" fillcolor="#a0a0a0" stroked="f"/>
         </w:pict>
       </w:r>
     </w:p>
@@ -14209,7 +14380,7 @@
           <w:szCs w:val="20"/>
         </w:rPr>
         <w:pict w14:anchorId="5C68EA62">
-          <v:rect id="_x0000_i2049" style="width:0;height:1.5pt" o:hralign="center" o:hrstd="t" o:hr="t" fillcolor="#a0a0a0" stroked="f"/>
+          <v:rect id="_x0000_i1088" style="width:0;height:1.5pt" o:hralign="center" o:hrstd="t" o:hr="t" fillcolor="#a0a0a0" stroked="f"/>
         </w:pict>
       </w:r>
     </w:p>
@@ -14348,7 +14519,7 @@
           <w:szCs w:val="20"/>
         </w:rPr>
         <w:pict w14:anchorId="3FF4A8BD">
-          <v:rect id="_x0000_i2050" style="width:0;height:1.5pt" o:hralign="center" o:hrstd="t" o:hr="t" fillcolor="#a0a0a0" stroked="f"/>
+          <v:rect id="_x0000_i1089" style="width:0;height:1.5pt" o:hralign="center" o:hrstd="t" o:hr="t" fillcolor="#a0a0a0" stroked="f"/>
         </w:pict>
       </w:r>
     </w:p>
@@ -14760,7 +14931,7 @@
           <w:szCs w:val="20"/>
         </w:rPr>
         <w:pict w14:anchorId="27FA2D28">
-          <v:rect id="_x0000_i2051" style="width:0;height:1.5pt" o:hralign="center" o:hrstd="t" o:hr="t" fillcolor="#a0a0a0" stroked="f"/>
+          <v:rect id="_x0000_i1090" style="width:0;height:1.5pt" o:hralign="center" o:hrstd="t" o:hr="t" fillcolor="#a0a0a0" stroked="f"/>
         </w:pict>
       </w:r>
     </w:p>
@@ -14883,6 +15054,7 @@
           <w:sz w:val="20"/>
           <w:szCs w:val="20"/>
         </w:rPr>
+        <w:lastRenderedPageBreak/>
         <w:t xml:space="preserve">Solution: </w:t>
       </w:r>
       <w:r>
@@ -14908,7 +15080,7 @@
           <w:szCs w:val="20"/>
         </w:rPr>
         <w:pict w14:anchorId="43A330D9">
-          <v:rect id="_x0000_i2052" style="width:0;height:1.5pt" o:hralign="center" o:hrstd="t" o:hr="t" fillcolor="#a0a0a0" stroked="f"/>
+          <v:rect id="_x0000_i1091" style="width:0;height:1.5pt" o:hralign="center" o:hrstd="t" o:hr="t" fillcolor="#a0a0a0" stroked="f"/>
         </w:pict>
       </w:r>
     </w:p>
@@ -14946,7 +15118,6 @@
           <w:sz w:val="20"/>
           <w:szCs w:val="20"/>
         </w:rPr>
-        <w:lastRenderedPageBreak/>
         <w:t>Variable partitioning is a dynamic memory allocation technique where memory partitions are created based on process requirements. It improves memory utilization compared to fixed partitioning but may lead to external fragmentation, which can be solved using compaction.</w:t>
       </w:r>
     </w:p>
@@ -15105,7 +15276,7 @@
           <w:szCs w:val="20"/>
         </w:rPr>
         <w:pict w14:anchorId="6695BC16">
-          <v:rect id="_x0000_i2053" style="width:0;height:1.5pt" o:hralign="center" o:hrstd="t" o:hr="t" fillcolor="#a0a0a0" stroked="f"/>
+          <v:rect id="_x0000_i1092" style="width:0;height:1.5pt" o:hralign="center" o:hrstd="t" o:hr="t" fillcolor="#a0a0a0" stroked="f"/>
         </w:pict>
       </w:r>
     </w:p>
@@ -15401,7 +15572,7 @@
           <w:szCs w:val="20"/>
         </w:rPr>
         <w:pict w14:anchorId="195D8E3B">
-          <v:rect id="_x0000_i2054" style="width:0;height:1.5pt" o:hralign="center" o:hrstd="t" o:hr="t" fillcolor="#a0a0a0" stroked="f"/>
+          <v:rect id="_x0000_i1093" style="width:0;height:1.5pt" o:hralign="center" o:hrstd="t" o:hr="t" fillcolor="#a0a0a0" stroked="f"/>
         </w:pict>
       </w:r>
     </w:p>
@@ -15696,7 +15867,7 @@
           <w:szCs w:val="20"/>
         </w:rPr>
         <w:pict w14:anchorId="3526390A">
-          <v:rect id="_x0000_i2055" style="width:0;height:1.5pt" o:hralign="center" o:hrstd="t" o:hr="t" fillcolor="#a0a0a0" stroked="f"/>
+          <v:rect id="_x0000_i1094" style="width:0;height:1.5pt" o:hralign="center" o:hrstd="t" o:hr="t" fillcolor="#a0a0a0" stroked="f"/>
         </w:pict>
       </w:r>
     </w:p>
@@ -15814,7 +15985,7 @@
           <w:szCs w:val="20"/>
         </w:rPr>
         <w:pict w14:anchorId="1666F2AD">
-          <v:rect id="_x0000_i2056" style="width:0;height:1.5pt" o:hralign="center" o:hrstd="t" o:hr="t" fillcolor="#a0a0a0" stroked="f"/>
+          <v:rect id="_x0000_i1095" style="width:0;height:1.5pt" o:hralign="center" o:hrstd="t" o:hr="t" fillcolor="#a0a0a0" stroked="f"/>
         </w:pict>
       </w:r>
     </w:p>
@@ -15849,6 +16020,7 @@
           <w:sz w:val="20"/>
           <w:szCs w:val="20"/>
         </w:rPr>
+        <w:lastRenderedPageBreak/>
         <w:t>Free memory blocks:</w:t>
       </w:r>
     </w:p>
@@ -15936,7 +16108,6 @@
                 <w:sz w:val="20"/>
                 <w:szCs w:val="20"/>
               </w:rPr>
-              <w:lastRenderedPageBreak/>
               <w:t>B1</w:t>
             </w:r>
           </w:p>
@@ -16219,7 +16390,7 @@
           <w:szCs w:val="20"/>
         </w:rPr>
         <w:pict w14:anchorId="0678999D">
-          <v:rect id="_x0000_i2057" style="width:0;height:1.5pt" o:hralign="center" o:hrstd="t" o:hr="t" fillcolor="#a0a0a0" stroked="f"/>
+          <v:rect id="_x0000_i1096" style="width:0;height:1.5pt" o:hralign="center" o:hrstd="t" o:hr="t" fillcolor="#a0a0a0" stroked="f"/>
         </w:pict>
       </w:r>
     </w:p>
@@ -16318,7 +16489,7 @@
           <w:szCs w:val="20"/>
         </w:rPr>
         <w:pict w14:anchorId="5BA9C971">
-          <v:rect id="_x0000_i2058" style="width:0;height:1.5pt" o:hralign="center" o:hrstd="t" o:hr="t" fillcolor="#a0a0a0" stroked="f"/>
+          <v:rect id="_x0000_i1097" style="width:0;height:1.5pt" o:hralign="center" o:hrstd="t" o:hr="t" fillcolor="#a0a0a0" stroked="f"/>
         </w:pict>
       </w:r>
     </w:p>
@@ -16515,7 +16686,7 @@
           <w:szCs w:val="20"/>
         </w:rPr>
         <w:pict w14:anchorId="1BA1D0BD">
-          <v:rect id="_x0000_i2059" style="width:0;height:1.5pt" o:hralign="center" o:hrstd="t" o:hr="t" fillcolor="#a0a0a0" stroked="f"/>
+          <v:rect id="_x0000_i1098" style="width:0;height:1.5pt" o:hralign="center" o:hrstd="t" o:hr="t" fillcolor="#a0a0a0" stroked="f"/>
         </w:pict>
       </w:r>
     </w:p>
@@ -16712,7 +16883,7 @@
           <w:szCs w:val="20"/>
         </w:rPr>
         <w:pict w14:anchorId="29D1B096">
-          <v:rect id="_x0000_i2060" style="width:0;height:1.5pt" o:hralign="center" o:hrstd="t" o:hr="t" fillcolor="#a0a0a0" stroked="f"/>
+          <v:rect id="_x0000_i1099" style="width:0;height:1.5pt" o:hralign="center" o:hrstd="t" o:hr="t" fillcolor="#a0a0a0" stroked="f"/>
         </w:pict>
       </w:r>
     </w:p>
@@ -16830,7 +17001,7 @@
           <w:szCs w:val="20"/>
         </w:rPr>
         <w:pict w14:anchorId="6C7040BB">
-          <v:rect id="_x0000_i2061" style="width:0;height:1.5pt" o:hralign="center" o:hrstd="t" o:hr="t" fillcolor="#a0a0a0" stroked="f"/>
+          <v:rect id="_x0000_i1100" style="width:0;height:1.5pt" o:hralign="center" o:hrstd="t" o:hr="t" fillcolor="#a0a0a0" stroked="f"/>
         </w:pict>
       </w:r>
     </w:p>
@@ -16850,6 +17021,7 @@
           <w:sz w:val="20"/>
           <w:szCs w:val="20"/>
         </w:rPr>
+        <w:lastRenderedPageBreak/>
         <w:t>Example</w:t>
       </w:r>
     </w:p>
@@ -16901,7 +17073,6 @@
                 <w:sz w:val="20"/>
                 <w:szCs w:val="20"/>
               </w:rPr>
-              <w:lastRenderedPageBreak/>
               <w:t>Block</w:t>
             </w:r>
           </w:p>
@@ -17188,7 +17359,7 @@
           <w:szCs w:val="20"/>
         </w:rPr>
         <w:pict w14:anchorId="297048C3">
-          <v:rect id="_x0000_i2062" style="width:0;height:1.5pt" o:hralign="center" o:hrstd="t" o:hr="t" fillcolor="#a0a0a0" stroked="f"/>
+          <v:rect id="_x0000_i1101" style="width:0;height:1.5pt" o:hralign="center" o:hrstd="t" o:hr="t" fillcolor="#a0a0a0" stroked="f"/>
         </w:pict>
       </w:r>
     </w:p>
@@ -17287,7 +17458,7 @@
           <w:szCs w:val="20"/>
         </w:rPr>
         <w:pict w14:anchorId="53A41A02">
-          <v:rect id="_x0000_i2063" style="width:0;height:1.5pt" o:hralign="center" o:hrstd="t" o:hr="t" fillcolor="#a0a0a0" stroked="f"/>
+          <v:rect id="_x0000_i1102" style="width:0;height:1.5pt" o:hralign="center" o:hrstd="t" o:hr="t" fillcolor="#a0a0a0" stroked="f"/>
         </w:pict>
       </w:r>
     </w:p>
@@ -17484,7 +17655,7 @@
           <w:szCs w:val="20"/>
         </w:rPr>
         <w:pict w14:anchorId="5986AF45">
-          <v:rect id="_x0000_i2064" style="width:0;height:1.5pt" o:hralign="center" o:hrstd="t" o:hr="t" fillcolor="#a0a0a0" stroked="f"/>
+          <v:rect id="_x0000_i1103" style="width:0;height:1.5pt" o:hralign="center" o:hrstd="t" o:hr="t" fillcolor="#a0a0a0" stroked="f"/>
         </w:pict>
       </w:r>
     </w:p>
@@ -17681,7 +17852,7 @@
           <w:szCs w:val="20"/>
         </w:rPr>
         <w:pict w14:anchorId="1EFEBD2A">
-          <v:rect id="_x0000_i2065" style="width:0;height:1.5pt" o:hralign="center" o:hrstd="t" o:hr="t" fillcolor="#a0a0a0" stroked="f"/>
+          <v:rect id="_x0000_i1104" style="width:0;height:1.5pt" o:hralign="center" o:hrstd="t" o:hr="t" fillcolor="#a0a0a0" stroked="f"/>
         </w:pict>
       </w:r>
     </w:p>
@@ -17799,7 +17970,7 @@
           <w:szCs w:val="20"/>
         </w:rPr>
         <w:pict w14:anchorId="2DABB898">
-          <v:rect id="_x0000_i2066" style="width:0;height:1.5pt" o:hralign="center" o:hrstd="t" o:hr="t" fillcolor="#a0a0a0" stroked="f"/>
+          <v:rect id="_x0000_i1105" style="width:0;height:1.5pt" o:hralign="center" o:hrstd="t" o:hr="t" fillcolor="#a0a0a0" stroked="f"/>
         </w:pict>
       </w:r>
     </w:p>
@@ -17834,6 +18005,7 @@
           <w:sz w:val="20"/>
           <w:szCs w:val="20"/>
         </w:rPr>
+        <w:lastRenderedPageBreak/>
         <w:t>Free blocks:</w:t>
       </w:r>
     </w:p>
@@ -17870,7 +18042,6 @@
                 <w:sz w:val="20"/>
                 <w:szCs w:val="20"/>
               </w:rPr>
-              <w:lastRenderedPageBreak/>
               <w:t>Block</w:t>
             </w:r>
           </w:p>
@@ -18157,7 +18328,7 @@
           <w:szCs w:val="20"/>
         </w:rPr>
         <w:pict w14:anchorId="2FD56BDF">
-          <v:rect id="_x0000_i2067" style="width:0;height:1.5pt" o:hralign="center" o:hrstd="t" o:hr="t" fillcolor="#a0a0a0" stroked="f"/>
+          <v:rect id="_x0000_i1106" style="width:0;height:1.5pt" o:hralign="center" o:hrstd="t" o:hr="t" fillcolor="#a0a0a0" stroked="f"/>
         </w:pict>
       </w:r>
     </w:p>
@@ -18256,7 +18427,7 @@
           <w:szCs w:val="20"/>
         </w:rPr>
         <w:pict w14:anchorId="29981CE2">
-          <v:rect id="_x0000_i2068" style="width:0;height:1.5pt" o:hralign="center" o:hrstd="t" o:hr="t" fillcolor="#a0a0a0" stroked="f"/>
+          <v:rect id="_x0000_i1107" style="width:0;height:1.5pt" o:hralign="center" o:hrstd="t" o:hr="t" fillcolor="#a0a0a0" stroked="f"/>
         </w:pict>
       </w:r>
     </w:p>
@@ -18690,7 +18861,7 @@
           <w:szCs w:val="20"/>
         </w:rPr>
         <w:pict w14:anchorId="4B98DFE5">
-          <v:rect id="_x0000_i2069" style="width:0;height:1.5pt" o:hralign="center" o:hrstd="t" o:hr="t" fillcolor="#a0a0a0" stroked="f"/>
+          <v:rect id="_x0000_i1108" style="width:0;height:1.5pt" o:hralign="center" o:hrstd="t" o:hr="t" fillcolor="#a0a0a0" stroked="f"/>
         </w:pict>
       </w:r>
     </w:p>
@@ -19068,6 +19239,7 @@
                 <w:sz w:val="20"/>
                 <w:szCs w:val="20"/>
               </w:rPr>
+              <w:lastRenderedPageBreak/>
               <w:t>First Fit</w:t>
             </w:r>
           </w:p>
@@ -19116,7 +19288,6 @@
                 <w:sz w:val="20"/>
                 <w:szCs w:val="20"/>
               </w:rPr>
-              <w:lastRenderedPageBreak/>
               <w:t>Best Fit</w:t>
             </w:r>
           </w:p>
@@ -19210,7 +19381,7 @@
           <w:szCs w:val="20"/>
         </w:rPr>
         <w:pict w14:anchorId="42D22D35">
-          <v:rect id="_x0000_i2070" style="width:0;height:1.5pt" o:hralign="center" o:hrstd="t" o:hr="t" fillcolor="#a0a0a0" stroked="f"/>
+          <v:rect id="_x0000_i1109" style="width:0;height:1.5pt" o:hralign="center" o:hrstd="t" o:hr="t" fillcolor="#a0a0a0" stroked="f"/>
         </w:pict>
       </w:r>
     </w:p>
@@ -19378,7 +19549,7 @@
           <w:szCs w:val="20"/>
         </w:rPr>
         <w:pict w14:anchorId="141D1C01">
-          <v:rect id="_x0000_i2071" style="width:0;height:1.5pt" o:hralign="center" o:hrstd="t" o:hr="t" fillcolor="#a0a0a0" stroked="f"/>
+          <v:rect id="_x0000_i1110" style="width:0;height:1.5pt" o:hralign="center" o:hrstd="t" o:hr="t" fillcolor="#a0a0a0" stroked="f"/>
         </w:pict>
       </w:r>
     </w:p>
@@ -19573,7 +19744,7 @@
           <w:szCs w:val="20"/>
         </w:rPr>
         <w:pict w14:anchorId="3BC80C5C">
-          <v:rect id="_x0000_i2072" style="width:0;height:1.5pt" o:hralign="center" o:hrstd="t" o:hr="t" fillcolor="#a0a0a0" stroked="f"/>
+          <v:rect id="_x0000_i1111" style="width:0;height:1.5pt" o:hralign="center" o:hrstd="t" o:hr="t" fillcolor="#a0a0a0" stroked="f"/>
         </w:pict>
       </w:r>
     </w:p>
@@ -19783,7 +19954,7 @@
           <w:szCs w:val="20"/>
         </w:rPr>
         <w:pict w14:anchorId="048EEF88">
-          <v:rect id="_x0000_i2073" style="width:0;height:1.5pt" o:hralign="center" o:hrstd="t" o:hr="t" fillcolor="#a0a0a0" stroked="f"/>
+          <v:rect id="_x0000_i1112" style="width:0;height:1.5pt" o:hralign="center" o:hrstd="t" o:hr="t" fillcolor="#a0a0a0" stroked="f"/>
         </w:pict>
       </w:r>
     </w:p>
@@ -19905,6 +20076,7 @@
                 <w:sz w:val="20"/>
                 <w:szCs w:val="20"/>
               </w:rPr>
+              <w:lastRenderedPageBreak/>
               <w:t>B1</w:t>
             </w:r>
           </w:p>
@@ -19953,7 +20125,6 @@
                 <w:sz w:val="20"/>
                 <w:szCs w:val="20"/>
               </w:rPr>
-              <w:lastRenderedPageBreak/>
               <w:t>B2</w:t>
             </w:r>
           </w:p>
@@ -20326,7 +20497,7 @@
           <w:szCs w:val="20"/>
         </w:rPr>
         <w:pict w14:anchorId="7A87DA2B">
-          <v:rect id="_x0000_i2074" style="width:0;height:1.5pt" o:hralign="center" o:hrstd="t" o:hr="t" fillcolor="#a0a0a0" stroked="f"/>
+          <v:rect id="_x0000_i1113" style="width:0;height:1.5pt" o:hralign="center" o:hrstd="t" o:hr="t" fillcolor="#a0a0a0" stroked="f"/>
         </w:pict>
       </w:r>
     </w:p>
@@ -20440,7 +20611,7 @@
           <w:szCs w:val="20"/>
         </w:rPr>
         <w:pict w14:anchorId="48C99271">
-          <v:rect id="_x0000_i2075" style="width:0;height:1.5pt" o:hralign="center" o:hrstd="t" o:hr="t" fillcolor="#a0a0a0" stroked="f"/>
+          <v:rect id="_x0000_i1114" style="width:0;height:1.5pt" o:hralign="center" o:hrstd="t" o:hr="t" fillcolor="#a0a0a0" stroked="f"/>
         </w:pict>
       </w:r>
     </w:p>
@@ -21001,6 +21172,7 @@
                 <w:sz w:val="20"/>
                 <w:szCs w:val="20"/>
               </w:rPr>
+              <w:lastRenderedPageBreak/>
               <w:t>Process</w:t>
             </w:r>
           </w:p>
@@ -21052,7 +21224,6 @@
                 <w:sz w:val="20"/>
                 <w:szCs w:val="20"/>
               </w:rPr>
-              <w:lastRenderedPageBreak/>
               <w:t>P1</w:t>
             </w:r>
           </w:p>
@@ -21194,7 +21365,7 @@
           <w:szCs w:val="20"/>
         </w:rPr>
         <w:pict w14:anchorId="7803C566">
-          <v:rect id="_x0000_i2076" style="width:0;height:1.5pt" o:hralign="center" o:hrstd="t" o:hr="t" fillcolor="#a0a0a0" stroked="f"/>
+          <v:rect id="_x0000_i1115" style="width:0;height:1.5pt" o:hralign="center" o:hrstd="t" o:hr="t" fillcolor="#a0a0a0" stroked="f"/>
         </w:pict>
       </w:r>
     </w:p>
@@ -21442,7 +21613,7 @@
           <w:szCs w:val="20"/>
         </w:rPr>
         <w:pict w14:anchorId="43B8DDC7">
-          <v:rect id="_x0000_i2077" style="width:0;height:1.5pt" o:hralign="center" o:hrstd="t" o:hr="t" fillcolor="#a0a0a0" stroked="f"/>
+          <v:rect id="_x0000_i1116" style="width:0;height:1.5pt" o:hralign="center" o:hrstd="t" o:hr="t" fillcolor="#a0a0a0" stroked="f"/>
         </w:pict>
       </w:r>
     </w:p>
@@ -21639,7 +21810,7 @@
           <w:szCs w:val="20"/>
         </w:rPr>
         <w:pict w14:anchorId="262101B9">
-          <v:rect id="_x0000_i2078" style="width:0;height:1.5pt" o:hralign="center" o:hrstd="t" o:hr="t" fillcolor="#a0a0a0" stroked="f"/>
+          <v:rect id="_x0000_i1117" style="width:0;height:1.5pt" o:hralign="center" o:hrstd="t" o:hr="t" fillcolor="#a0a0a0" stroked="f"/>
         </w:pict>
       </w:r>
     </w:p>
@@ -21887,7 +22058,7 @@
           <w:szCs w:val="20"/>
         </w:rPr>
         <w:pict w14:anchorId="5B4BD54C">
-          <v:rect id="_x0000_i2079" style="width:0;height:1.5pt" o:hralign="center" o:hrstd="t" o:hr="t" fillcolor="#a0a0a0" stroked="f"/>
+          <v:rect id="_x0000_i1118" style="width:0;height:1.5pt" o:hralign="center" o:hrstd="t" o:hr="t" fillcolor="#a0a0a0" stroked="f"/>
         </w:pict>
       </w:r>
     </w:p>
@@ -22026,7 +22197,7 @@
           <w:szCs w:val="20"/>
         </w:rPr>
         <w:pict w14:anchorId="07429C34">
-          <v:rect id="_x0000_i2080" style="width:0;height:1.5pt" o:hralign="center" o:hrstd="t" o:hr="t" fillcolor="#a0a0a0" stroked="f"/>
+          <v:rect id="_x0000_i1119" style="width:0;height:1.5pt" o:hralign="center" o:hrstd="t" o:hr="t" fillcolor="#a0a0a0" stroked="f"/>
         </w:pict>
       </w:r>
     </w:p>
@@ -22237,7 +22408,7 @@
           <w:szCs w:val="20"/>
         </w:rPr>
         <w:pict w14:anchorId="216F3755">
-          <v:rect id="_x0000_i2081" style="width:0;height:1.5pt" o:hralign="center" o:hrstd="t" o:hr="t" fillcolor="#a0a0a0" stroked="f"/>
+          <v:rect id="_x0000_i1120" style="width:0;height:1.5pt" o:hralign="center" o:hrstd="t" o:hr="t" fillcolor="#a0a0a0" stroked="f"/>
         </w:pict>
       </w:r>
     </w:p>
@@ -22447,7 +22618,7 @@
           <w:szCs w:val="20"/>
         </w:rPr>
         <w:pict w14:anchorId="42AA7372">
-          <v:rect id="_x0000_i2082" style="width:0;height:1.5pt" o:hralign="center" o:hrstd="t" o:hr="t" fillcolor="#a0a0a0" stroked="f"/>
+          <v:rect id="_x0000_i1121" style="width:0;height:1.5pt" o:hralign="center" o:hrstd="t" o:hr="t" fillcolor="#a0a0a0" stroked="f"/>
         </w:pict>
       </w:r>
     </w:p>
@@ -23104,7 +23275,7 @@
           <w:szCs w:val="20"/>
         </w:rPr>
         <w:pict w14:anchorId="201BC5C4">
-          <v:rect id="_x0000_i2083" style="width:0;height:1.5pt" o:hralign="center" o:hrstd="t" o:hr="t" fillcolor="#a0a0a0" stroked="f"/>
+          <v:rect id="_x0000_i1122" style="width:0;height:1.5pt" o:hralign="center" o:hrstd="t" o:hr="t" fillcolor="#a0a0a0" stroked="f"/>
         </w:pict>
       </w:r>
     </w:p>
@@ -23225,7 +23396,7 @@
           <w:szCs w:val="20"/>
         </w:rPr>
         <w:pict w14:anchorId="647EB283">
-          <v:rect id="_x0000_i2084" style="width:0;height:1.5pt" o:hralign="center" o:hrstd="t" o:hr="t" fillcolor="#a0a0a0" stroked="f"/>
+          <v:rect id="_x0000_i1123" style="width:0;height:1.5pt" o:hralign="center" o:hrstd="t" o:hr="t" fillcolor="#a0a0a0" stroked="f"/>
         </w:pict>
       </w:r>
     </w:p>
@@ -23978,7 +24149,7 @@
           <w:szCs w:val="20"/>
         </w:rPr>
         <w:pict w14:anchorId="6B934246">
-          <v:rect id="_x0000_i2085" style="width:0;height:1.5pt" o:hralign="center" o:hrstd="t" o:hr="t" fillcolor="#a0a0a0" stroked="f"/>
+          <v:rect id="_x0000_i1124" style="width:0;height:1.5pt" o:hralign="center" o:hrstd="t" o:hr="t" fillcolor="#a0a0a0" stroked="f"/>
         </w:pict>
       </w:r>
     </w:p>
@@ -24175,7 +24346,7 @@
           <w:szCs w:val="20"/>
         </w:rPr>
         <w:pict w14:anchorId="0B626CD9">
-          <v:rect id="_x0000_i2086" style="width:0;height:1.5pt" o:hralign="center" o:hrstd="t" o:hr="t" fillcolor="#a0a0a0" stroked="f"/>
+          <v:rect id="_x0000_i1125" style="width:0;height:1.5pt" o:hralign="center" o:hrstd="t" o:hr="t" fillcolor="#a0a0a0" stroked="f"/>
         </w:pict>
       </w:r>
     </w:p>
@@ -24372,7 +24543,7 @@
           <w:szCs w:val="20"/>
         </w:rPr>
         <w:pict w14:anchorId="59F66638">
-          <v:rect id="_x0000_i2087" style="width:0;height:1.5pt" o:hralign="center" o:hrstd="t" o:hr="t" fillcolor="#a0a0a0" stroked="f"/>
+          <v:rect id="_x0000_i1126" style="width:0;height:1.5pt" o:hralign="center" o:hrstd="t" o:hr="t" fillcolor="#a0a0a0" stroked="f"/>
         </w:pict>
       </w:r>
     </w:p>
@@ -24621,7 +24792,7 @@
           <w:szCs w:val="20"/>
         </w:rPr>
         <w:pict w14:anchorId="5CBC64AF">
-          <v:rect id="_x0000_i2088" style="width:0;height:1.5pt" o:hralign="center" o:hrstd="t" o:hr="t" fillcolor="#a0a0a0" stroked="f"/>
+          <v:rect id="_x0000_i1127" style="width:0;height:1.5pt" o:hralign="center" o:hrstd="t" o:hr="t" fillcolor="#a0a0a0" stroked="f"/>
         </w:pict>
       </w:r>
     </w:p>
@@ -24962,7 +25133,7 @@
           <w:szCs w:val="20"/>
         </w:rPr>
         <w:pict w14:anchorId="426F6E75">
-          <v:rect id="_x0000_i2089" style="width:0;height:1.5pt" o:hralign="center" o:hrstd="t" o:hr="t" fillcolor="#a0a0a0" stroked="f"/>
+          <v:rect id="_x0000_i1128" style="width:0;height:1.5pt" o:hralign="center" o:hrstd="t" o:hr="t" fillcolor="#a0a0a0" stroked="f"/>
         </w:pict>
       </w:r>
     </w:p>
@@ -25101,7 +25272,7 @@
           <w:szCs w:val="20"/>
         </w:rPr>
         <w:pict w14:anchorId="47ED5306">
-          <v:rect id="_x0000_i2090" style="width:0;height:1.5pt" o:hralign="center" o:hrstd="t" o:hr="t" fillcolor="#a0a0a0" stroked="f"/>
+          <v:rect id="_x0000_i1129" style="width:0;height:1.5pt" o:hralign="center" o:hrstd="t" o:hr="t" fillcolor="#a0a0a0" stroked="f"/>
         </w:pict>
       </w:r>
     </w:p>
@@ -25304,7 +25475,7 @@
           <w:szCs w:val="20"/>
         </w:rPr>
         <w:pict w14:anchorId="7696E2D2">
-          <v:rect id="_x0000_i2091" style="width:0;height:1.5pt" o:hralign="center" o:hrstd="t" o:hr="t" fillcolor="#a0a0a0" stroked="f"/>
+          <v:rect id="_x0000_i1130" style="width:0;height:1.5pt" o:hralign="center" o:hrstd="t" o:hr="t" fillcolor="#a0a0a0" stroked="f"/>
         </w:pict>
       </w:r>
     </w:p>
@@ -25515,7 +25686,7 @@
           <w:szCs w:val="20"/>
         </w:rPr>
         <w:pict w14:anchorId="158883BC">
-          <v:rect id="_x0000_i2092" style="width:0;height:1.5pt" o:hralign="center" o:hrstd="t" o:hr="t" fillcolor="#a0a0a0" stroked="f"/>
+          <v:rect id="_x0000_i1131" style="width:0;height:1.5pt" o:hralign="center" o:hrstd="t" o:hr="t" fillcolor="#a0a0a0" stroked="f"/>
         </w:pict>
       </w:r>
     </w:p>
@@ -25935,7 +26106,7 @@
           <w:szCs w:val="20"/>
         </w:rPr>
         <w:pict w14:anchorId="31327713">
-          <v:rect id="_x0000_i2093" style="width:0;height:1.5pt" o:hralign="center" o:hrstd="t" o:hr="t" fillcolor="#a0a0a0" stroked="f"/>
+          <v:rect id="_x0000_i1132" style="width:0;height:1.5pt" o:hralign="center" o:hrstd="t" o:hr="t" fillcolor="#a0a0a0" stroked="f"/>
         </w:pict>
       </w:r>
     </w:p>
@@ -26049,7 +26220,7 @@
           <w:szCs w:val="20"/>
         </w:rPr>
         <w:pict w14:anchorId="780EDB15">
-          <v:rect id="_x0000_i2094" style="width:0;height:1.5pt" o:hralign="center" o:hrstd="t" o:hr="t" fillcolor="#a0a0a0" stroked="f"/>
+          <v:rect id="_x0000_i1133" style="width:0;height:1.5pt" o:hralign="center" o:hrstd="t" o:hr="t" fillcolor="#a0a0a0" stroked="f"/>
         </w:pict>
       </w:r>
     </w:p>
@@ -26803,7 +26974,7 @@
           <w:szCs w:val="20"/>
         </w:rPr>
         <w:pict w14:anchorId="6CF7A3E5">
-          <v:rect id="_x0000_i2095" style="width:0;height:1.5pt" o:hralign="center" o:hrstd="t" o:hr="t" fillcolor="#a0a0a0" stroked="f"/>
+          <v:rect id="_x0000_i1134" style="width:0;height:1.5pt" o:hralign="center" o:hrstd="t" o:hr="t" fillcolor="#a0a0a0" stroked="f"/>
         </w:pict>
       </w:r>
     </w:p>
@@ -27000,7 +27171,7 @@
           <w:szCs w:val="20"/>
         </w:rPr>
         <w:pict w14:anchorId="73577E5A">
-          <v:rect id="_x0000_i2096" style="width:0;height:1.5pt" o:hralign="center" o:hrstd="t" o:hr="t" fillcolor="#a0a0a0" stroked="f"/>
+          <v:rect id="_x0000_i1135" style="width:0;height:1.5pt" o:hralign="center" o:hrstd="t" o:hr="t" fillcolor="#a0a0a0" stroked="f"/>
         </w:pict>
       </w:r>
     </w:p>
@@ -27248,7 +27419,7 @@
           <w:szCs w:val="20"/>
         </w:rPr>
         <w:pict w14:anchorId="7E972DC4">
-          <v:rect id="_x0000_i2097" style="width:0;height:1.5pt" o:hralign="center" o:hrstd="t" o:hr="t" fillcolor="#a0a0a0" stroked="f"/>
+          <v:rect id="_x0000_i1136" style="width:0;height:1.5pt" o:hralign="center" o:hrstd="t" o:hr="t" fillcolor="#a0a0a0" stroked="f"/>
         </w:pict>
       </w:r>
     </w:p>
@@ -27496,7 +27667,7 @@
           <w:szCs w:val="20"/>
         </w:rPr>
         <w:pict w14:anchorId="08C3A7C6">
-          <v:rect id="_x0000_i2098" style="width:0;height:1.5pt" o:hralign="center" o:hrstd="t" o:hr="t" fillcolor="#a0a0a0" stroked="f"/>
+          <v:rect id="_x0000_i1137" style="width:0;height:1.5pt" o:hralign="center" o:hrstd="t" o:hr="t" fillcolor="#a0a0a0" stroked="f"/>
         </w:pict>
       </w:r>
     </w:p>
@@ -27931,7 +28102,7 @@
         </w:rPr>
         <w:lastRenderedPageBreak/>
         <w:pict w14:anchorId="55081C3D">
-          <v:rect id="_x0000_i2099" style="width:0;height:1.5pt" o:hralign="center" o:hrstd="t" o:hr="t" fillcolor="#a0a0a0" stroked="f"/>
+          <v:rect id="_x0000_i1138" style="width:0;height:1.5pt" o:hralign="center" o:hrstd="t" o:hr="t" fillcolor="#a0a0a0" stroked="f"/>
         </w:pict>
       </w:r>
     </w:p>
@@ -28070,7 +28241,7 @@
           <w:szCs w:val="20"/>
         </w:rPr>
         <w:pict w14:anchorId="33302AAD">
-          <v:rect id="_x0000_i2100" style="width:0;height:1.5pt" o:hralign="center" o:hrstd="t" o:hr="t" fillcolor="#a0a0a0" stroked="f"/>
+          <v:rect id="_x0000_i1139" style="width:0;height:1.5pt" o:hralign="center" o:hrstd="t" o:hr="t" fillcolor="#a0a0a0" stroked="f"/>
         </w:pict>
       </w:r>
     </w:p>
@@ -28345,7 +28516,7 @@
           <w:szCs w:val="20"/>
         </w:rPr>
         <w:pict w14:anchorId="59E1F282">
-          <v:rect id="_x0000_i2101" style="width:0;height:1.5pt" o:hralign="center" o:hrstd="t" o:hr="t" fillcolor="#a0a0a0" stroked="f"/>
+          <v:rect id="_x0000_i1140" style="width:0;height:1.5pt" o:hralign="center" o:hrstd="t" o:hr="t" fillcolor="#a0a0a0" stroked="f"/>
         </w:pict>
       </w:r>
     </w:p>
@@ -28588,7 +28759,7 @@
           <w:szCs w:val="20"/>
         </w:rPr>
         <w:pict w14:anchorId="4C213FE4">
-          <v:rect id="_x0000_i2102" style="width:0;height:1.5pt" o:hralign="center" o:hrstd="t" o:hr="t" fillcolor="#a0a0a0" stroked="f"/>
+          <v:rect id="_x0000_i1141" style="width:0;height:1.5pt" o:hralign="center" o:hrstd="t" o:hr="t" fillcolor="#a0a0a0" stroked="f"/>
         </w:pict>
       </w:r>
     </w:p>
@@ -28772,7 +28943,7 @@
           <w:szCs w:val="20"/>
         </w:rPr>
         <w:pict w14:anchorId="329CDF6D">
-          <v:rect id="_x0000_i2103" style="width:0;height:1.5pt" o:hralign="center" o:hrstd="t" o:hr="t" fillcolor="#a0a0a0" stroked="f"/>
+          <v:rect id="_x0000_i1142" style="width:0;height:1.5pt" o:hralign="center" o:hrstd="t" o:hr="t" fillcolor="#a0a0a0" stroked="f"/>
         </w:pict>
       </w:r>
     </w:p>
@@ -29176,7 +29347,7 @@
           <w:szCs w:val="20"/>
         </w:rPr>
         <w:pict w14:anchorId="47342B05">
-          <v:rect id="_x0000_i2104" style="width:0;height:1.5pt" o:hralign="center" o:hrstd="t" o:hr="t" fillcolor="#a0a0a0" stroked="f"/>
+          <v:rect id="_x0000_i1143" style="width:0;height:1.5pt" o:hralign="center" o:hrstd="t" o:hr="t" fillcolor="#a0a0a0" stroked="f"/>
         </w:pict>
       </w:r>
     </w:p>
@@ -29465,7 +29636,7 @@
           <w:szCs w:val="20"/>
         </w:rPr>
         <w:pict w14:anchorId="3763312A">
-          <v:rect id="_x0000_i2105" style="width:0;height:1.5pt" o:hralign="center" o:hrstd="t" o:hr="t" fillcolor="#a0a0a0" stroked="f"/>
+          <v:rect id="_x0000_i1144" style="width:0;height:1.5pt" o:hralign="center" o:hrstd="t" o:hr="t" fillcolor="#a0a0a0" stroked="f"/>
         </w:pict>
       </w:r>
     </w:p>
@@ -29572,7 +29743,7 @@
         </w:rPr>
         <w:lastRenderedPageBreak/>
         <w:pict w14:anchorId="7361E3A2">
-          <v:rect id="_x0000_i2106" style="width:0;height:1.5pt" o:hralign="center" o:hrstd="t" o:hr="t" fillcolor="#a0a0a0" stroked="f"/>
+          <v:rect id="_x0000_i1145" style="width:0;height:1.5pt" o:hralign="center" o:hrstd="t" o:hr="t" fillcolor="#a0a0a0" stroked="f"/>
         </w:pict>
       </w:r>
     </w:p>
@@ -29820,7 +29991,7 @@
           <w:szCs w:val="20"/>
         </w:rPr>
         <w:pict w14:anchorId="0D66B3B8">
-          <v:rect id="_x0000_i2107" style="width:0;height:1.5pt" o:hralign="center" o:hrstd="t" o:hr="t" fillcolor="#a0a0a0" stroked="f"/>
+          <v:rect id="_x0000_i1146" style="width:0;height:1.5pt" o:hralign="center" o:hrstd="t" o:hr="t" fillcolor="#a0a0a0" stroked="f"/>
         </w:pict>
       </w:r>
     </w:p>
@@ -30068,7 +30239,7 @@
           <w:szCs w:val="20"/>
         </w:rPr>
         <w:pict w14:anchorId="380942AE">
-          <v:rect id="_x0000_i2108" style="width:0;height:1.5pt" o:hralign="center" o:hrstd="t" o:hr="t" fillcolor="#a0a0a0" stroked="f"/>
+          <v:rect id="_x0000_i1147" style="width:0;height:1.5pt" o:hralign="center" o:hrstd="t" o:hr="t" fillcolor="#a0a0a0" stroked="f"/>
         </w:pict>
       </w:r>
     </w:p>
@@ -30236,7 +30407,7 @@
           <w:szCs w:val="20"/>
         </w:rPr>
         <w:pict w14:anchorId="564FE6D3">
-          <v:rect id="_x0000_i2109" style="width:0;height:1.5pt" o:hralign="center" o:hrstd="t" o:hr="t" fillcolor="#a0a0a0" stroked="f"/>
+          <v:rect id="_x0000_i1148" style="width:0;height:1.5pt" o:hralign="center" o:hrstd="t" o:hr="t" fillcolor="#a0a0a0" stroked="f"/>
         </w:pict>
       </w:r>
     </w:p>
@@ -30391,7 +30562,7 @@
           <w:szCs w:val="20"/>
         </w:rPr>
         <w:pict w14:anchorId="52570FC8">
-          <v:rect id="_x0000_i2110" style="width:0;height:1.5pt" o:hralign="center" o:hrstd="t" o:hr="t" fillcolor="#a0a0a0" stroked="f"/>
+          <v:rect id="_x0000_i1149" style="width:0;height:1.5pt" o:hralign="center" o:hrstd="t" o:hr="t" fillcolor="#a0a0a0" stroked="f"/>
         </w:pict>
       </w:r>
     </w:p>
@@ -30571,7 +30742,7 @@
           <w:szCs w:val="20"/>
         </w:rPr>
         <w:pict w14:anchorId="71055168">
-          <v:rect id="_x0000_i2111" style="width:0;height:1.5pt" o:hralign="center" o:hrstd="t" o:hr="t" fillcolor="#a0a0a0" stroked="f"/>
+          <v:rect id="_x0000_i1150" style="width:0;height:1.5pt" o:hralign="center" o:hrstd="t" o:hr="t" fillcolor="#a0a0a0" stroked="f"/>
         </w:pict>
       </w:r>
     </w:p>
@@ -30783,7 +30954,7 @@
           <w:szCs w:val="20"/>
         </w:rPr>
         <w:pict w14:anchorId="7410F63E">
-          <v:rect id="_x0000_i2112" style="width:0;height:1.5pt" o:hralign="center" o:hrstd="t" o:hr="t" fillcolor="#a0a0a0" stroked="f"/>
+          <v:rect id="_x0000_i1151" style="width:0;height:1.5pt" o:hralign="center" o:hrstd="t" o:hr="t" fillcolor="#a0a0a0" stroked="f"/>
         </w:pict>
       </w:r>
     </w:p>
@@ -30910,7 +31081,7 @@
           <w:szCs w:val="20"/>
         </w:rPr>
         <w:pict w14:anchorId="49C3A547">
-          <v:rect id="_x0000_i2113" style="width:0;height:1.5pt" o:hralign="center" o:hrstd="t" o:hr="t" fillcolor="#a0a0a0" stroked="f"/>
+          <v:rect id="_x0000_i1152" style="width:0;height:1.5pt" o:hralign="center" o:hrstd="t" o:hr="t" fillcolor="#a0a0a0" stroked="f"/>
         </w:pict>
       </w:r>
     </w:p>
@@ -31184,7 +31355,7 @@
           <w:szCs w:val="20"/>
         </w:rPr>
         <w:pict w14:anchorId="71A87F43">
-          <v:rect id="_x0000_i2114" style="width:0;height:1.5pt" o:hralign="center" o:hrstd="t" o:hr="t" fillcolor="#a0a0a0" stroked="f"/>
+          <v:rect id="_x0000_i1153" style="width:0;height:1.5pt" o:hralign="center" o:hrstd="t" o:hr="t" fillcolor="#a0a0a0" stroked="f"/>
         </w:pict>
       </w:r>
     </w:p>
@@ -31282,7 +31453,7 @@
           <w:szCs w:val="20"/>
         </w:rPr>
         <w:pict w14:anchorId="682731D0">
-          <v:rect id="_x0000_i2115" style="width:0;height:1.5pt" o:hralign="center" o:hrstd="t" o:hr="t" fillcolor="#a0a0a0" stroked="f"/>
+          <v:rect id="_x0000_i1154" style="width:0;height:1.5pt" o:hralign="center" o:hrstd="t" o:hr="t" fillcolor="#a0a0a0" stroked="f"/>
         </w:pict>
       </w:r>
     </w:p>
@@ -31409,7 +31580,7 @@
           <w:szCs w:val="20"/>
         </w:rPr>
         <w:pict w14:anchorId="42AED7CC">
-          <v:rect id="_x0000_i2116" style="width:0;height:1.5pt" o:hralign="center" o:hrstd="t" o:hr="t" fillcolor="#a0a0a0" stroked="f"/>
+          <v:rect id="_x0000_i1155" style="width:0;height:1.5pt" o:hralign="center" o:hrstd="t" o:hr="t" fillcolor="#a0a0a0" stroked="f"/>
         </w:pict>
       </w:r>
     </w:p>
@@ -31704,7 +31875,7 @@
           <w:szCs w:val="20"/>
         </w:rPr>
         <w:pict w14:anchorId="489981C7">
-          <v:rect id="_x0000_i2117" style="width:0;height:1.5pt" o:hralign="center" o:hrstd="t" o:hr="t" fillcolor="#a0a0a0" stroked="f"/>
+          <v:rect id="_x0000_i1156" style="width:0;height:1.5pt" o:hralign="center" o:hrstd="t" o:hr="t" fillcolor="#a0a0a0" stroked="f"/>
         </w:pict>
       </w:r>
     </w:p>
@@ -31834,7 +32005,7 @@
           <w:szCs w:val="20"/>
         </w:rPr>
         <w:pict w14:anchorId="441492DF">
-          <v:rect id="_x0000_i2118" style="width:0;height:1.5pt" o:hralign="center" o:hrstd="t" o:hr="t" fillcolor="#a0a0a0" stroked="f"/>
+          <v:rect id="_x0000_i1157" style="width:0;height:1.5pt" o:hralign="center" o:hrstd="t" o:hr="t" fillcolor="#a0a0a0" stroked="f"/>
         </w:pict>
       </w:r>
     </w:p>
@@ -32094,7 +32265,7 @@
           <w:szCs w:val="20"/>
         </w:rPr>
         <w:pict w14:anchorId="64535E36">
-          <v:rect id="_x0000_i2119" style="width:0;height:1.5pt" o:hralign="center" o:hrstd="t" o:hr="t" fillcolor="#a0a0a0" stroked="f"/>
+          <v:rect id="_x0000_i1158" style="width:0;height:1.5pt" o:hralign="center" o:hrstd="t" o:hr="t" fillcolor="#a0a0a0" stroked="f"/>
         </w:pict>
       </w:r>
     </w:p>
@@ -32507,7 +32678,7 @@
           <w:szCs w:val="20"/>
         </w:rPr>
         <w:pict w14:anchorId="6D52185A">
-          <v:rect id="_x0000_i2120" style="width:0;height:1.5pt" o:hralign="center" o:hrstd="t" o:hr="t" fillcolor="#a0a0a0" stroked="f"/>
+          <v:rect id="_x0000_i1159" style="width:0;height:1.5pt" o:hralign="center" o:hrstd="t" o:hr="t" fillcolor="#a0a0a0" stroked="f"/>
         </w:pict>
       </w:r>
     </w:p>
@@ -32684,7 +32855,7 @@
           <w:szCs w:val="20"/>
         </w:rPr>
         <w:pict w14:anchorId="017D33A1">
-          <v:rect id="_x0000_i2121" style="width:0;height:1.5pt" o:hralign="center" o:hrstd="t" o:hr="t" fillcolor="#a0a0a0" stroked="f"/>
+          <v:rect id="_x0000_i1160" style="width:0;height:1.5pt" o:hralign="center" o:hrstd="t" o:hr="t" fillcolor="#a0a0a0" stroked="f"/>
         </w:pict>
       </w:r>
     </w:p>
@@ -32888,7 +33059,7 @@
           <w:szCs w:val="20"/>
         </w:rPr>
         <w:pict w14:anchorId="3B324F93">
-          <v:rect id="_x0000_i2122" style="width:0;height:1.5pt" o:hralign="center" o:hrstd="t" o:hr="t" fillcolor="#a0a0a0" stroked="f"/>
+          <v:rect id="_x0000_i1161" style="width:0;height:1.5pt" o:hralign="center" o:hrstd="t" o:hr="t" fillcolor="#a0a0a0" stroked="f"/>
         </w:pict>
       </w:r>
     </w:p>
@@ -33167,7 +33338,7 @@
           <w:szCs w:val="20"/>
         </w:rPr>
         <w:pict w14:anchorId="14239B10">
-          <v:rect id="_x0000_i2123" style="width:0;height:1.5pt" o:hralign="center" o:hrstd="t" o:hr="t" fillcolor="#a0a0a0" stroked="f"/>
+          <v:rect id="_x0000_i1162" style="width:0;height:1.5pt" o:hralign="center" o:hrstd="t" o:hr="t" fillcolor="#a0a0a0" stroked="f"/>
         </w:pict>
       </w:r>
     </w:p>
@@ -33355,7 +33526,7 @@
           <w:szCs w:val="20"/>
         </w:rPr>
         <w:pict w14:anchorId="35007FE4">
-          <v:rect id="_x0000_i2124" style="width:0;height:1.5pt" o:hralign="center" o:hrstd="t" o:hr="t" fillcolor="#a0a0a0" stroked="f"/>
+          <v:rect id="_x0000_i1163" style="width:0;height:1.5pt" o:hralign="center" o:hrstd="t" o:hr="t" fillcolor="#a0a0a0" stroked="f"/>
         </w:pict>
       </w:r>
     </w:p>
@@ -33560,7 +33731,7 @@
           <w:szCs w:val="20"/>
         </w:rPr>
         <w:pict w14:anchorId="6F3727D0">
-          <v:rect id="_x0000_i2125" style="width:0;height:1.5pt" o:hralign="center" o:hrstd="t" o:hr="t" fillcolor="#a0a0a0" stroked="f"/>
+          <v:rect id="_x0000_i1164" style="width:0;height:1.5pt" o:hralign="center" o:hrstd="t" o:hr="t" fillcolor="#a0a0a0" stroked="f"/>
         </w:pict>
       </w:r>
     </w:p>
@@ -33772,7 +33943,7 @@
           <w:szCs w:val="20"/>
         </w:rPr>
         <w:pict w14:anchorId="31FF5C89">
-          <v:rect id="_x0000_i2126" style="width:0;height:1.5pt" o:hralign="center" o:hrstd="t" o:hr="t" fillcolor="#a0a0a0" stroked="f"/>
+          <v:rect id="_x0000_i1165" style="width:0;height:1.5pt" o:hralign="center" o:hrstd="t" o:hr="t" fillcolor="#a0a0a0" stroked="f"/>
         </w:pict>
       </w:r>
     </w:p>
@@ -34138,7 +34309,7 @@
           <w:szCs w:val="20"/>
         </w:rPr>
         <w:pict w14:anchorId="2C8DC4EB">
-          <v:rect id="_x0000_i2127" style="width:0;height:1.5pt" o:hralign="center" o:hrstd="t" o:hr="t" fillcolor="#a0a0a0" stroked="f"/>
+          <v:rect id="_x0000_i1166" style="width:0;height:1.5pt" o:hralign="center" o:hrstd="t" o:hr="t" fillcolor="#a0a0a0" stroked="f"/>
         </w:pict>
       </w:r>
     </w:p>
@@ -34387,7 +34558,7 @@
           <w:szCs w:val="20"/>
         </w:rPr>
         <w:pict w14:anchorId="55C83A58">
-          <v:rect id="_x0000_i2128" style="width:0;height:1.5pt" o:hralign="center" o:hrstd="t" o:hr="t" fillcolor="#a0a0a0" stroked="f"/>
+          <v:rect id="_x0000_i1167" style="width:0;height:1.5pt" o:hralign="center" o:hrstd="t" o:hr="t" fillcolor="#a0a0a0" stroked="f"/>
         </w:pict>
       </w:r>
     </w:p>
@@ -34635,7 +34806,7 @@
           <w:szCs w:val="20"/>
         </w:rPr>
         <w:pict w14:anchorId="7D732D0A">
-          <v:rect id="_x0000_i2129" style="width:0;height:1.5pt" o:hralign="center" o:hrstd="t" o:hr="t" fillcolor="#a0a0a0" stroked="f"/>
+          <v:rect id="_x0000_i1168" style="width:0;height:1.5pt" o:hralign="center" o:hrstd="t" o:hr="t" fillcolor="#a0a0a0" stroked="f"/>
         </w:pict>
       </w:r>
     </w:p>
@@ -34832,7 +35003,7 @@
           <w:szCs w:val="20"/>
         </w:rPr>
         <w:pict w14:anchorId="4693C820">
-          <v:rect id="_x0000_i2130" style="width:0;height:1.5pt" o:hralign="center" o:hrstd="t" o:hr="t" fillcolor="#a0a0a0" stroked="f"/>
+          <v:rect id="_x0000_i1169" style="width:0;height:1.5pt" o:hralign="center" o:hrstd="t" o:hr="t" fillcolor="#a0a0a0" stroked="f"/>
         </w:pict>
       </w:r>
     </w:p>
@@ -35009,7 +35180,7 @@
           <w:szCs w:val="20"/>
         </w:rPr>
         <w:pict w14:anchorId="2E715841">
-          <v:rect id="_x0000_i2131" style="width:0;height:1.5pt" o:hralign="center" o:hrstd="t" o:hr="t" fillcolor="#a0a0a0" stroked="f"/>
+          <v:rect id="_x0000_i1170" style="width:0;height:1.5pt" o:hralign="center" o:hrstd="t" o:hr="t" fillcolor="#a0a0a0" stroked="f"/>
         </w:pict>
       </w:r>
     </w:p>
@@ -35204,7 +35375,7 @@
           <w:szCs w:val="20"/>
         </w:rPr>
         <w:pict w14:anchorId="4D538D47">
-          <v:rect id="_x0000_i2132" style="width:0;height:1.5pt" o:hralign="center" o:hrstd="t" o:hr="t" fillcolor="#a0a0a0" stroked="f"/>
+          <v:rect id="_x0000_i1171" style="width:0;height:1.5pt" o:hralign="center" o:hrstd="t" o:hr="t" fillcolor="#a0a0a0" stroked="f"/>
         </w:pict>
       </w:r>
     </w:p>
@@ -35360,7 +35531,7 @@
           <w:szCs w:val="20"/>
         </w:rPr>
         <w:pict w14:anchorId="195FCA91">
-          <v:rect id="_x0000_i2133" style="width:0;height:1.5pt" o:hralign="center" o:hrstd="t" o:hr="t" fillcolor="#a0a0a0" stroked="f"/>
+          <v:rect id="_x0000_i1172" style="width:0;height:1.5pt" o:hralign="center" o:hrstd="t" o:hr="t" fillcolor="#a0a0a0" stroked="f"/>
         </w:pict>
       </w:r>
     </w:p>
@@ -35569,7 +35740,7 @@
           <w:szCs w:val="20"/>
         </w:rPr>
         <w:pict w14:anchorId="0AEAD420">
-          <v:rect id="_x0000_i2134" style="width:0;height:1.5pt" o:hralign="center" o:hrstd="t" o:hr="t" fillcolor="#a0a0a0" stroked="f"/>
+          <v:rect id="_x0000_i1173" style="width:0;height:1.5pt" o:hralign="center" o:hrstd="t" o:hr="t" fillcolor="#a0a0a0" stroked="f"/>
         </w:pict>
       </w:r>
     </w:p>
@@ -35700,7 +35871,7 @@
           <w:szCs w:val="20"/>
         </w:rPr>
         <w:pict w14:anchorId="6DD892FC">
-          <v:rect id="_x0000_i2135" style="width:0;height:1.5pt" o:hralign="center" o:hrstd="t" o:hr="t" fillcolor="#a0a0a0" stroked="f"/>
+          <v:rect id="_x0000_i1174" style="width:0;height:1.5pt" o:hralign="center" o:hrstd="t" o:hr="t" fillcolor="#a0a0a0" stroked="f"/>
         </w:pict>
       </w:r>
     </w:p>
@@ -35948,7 +36119,7 @@
           <w:szCs w:val="20"/>
         </w:rPr>
         <w:pict w14:anchorId="288BB2B4">
-          <v:rect id="_x0000_i2136" style="width:0;height:1.5pt" o:hralign="center" o:hrstd="t" o:hr="t" fillcolor="#a0a0a0" stroked="f"/>
+          <v:rect id="_x0000_i1175" style="width:0;height:1.5pt" o:hralign="center" o:hrstd="t" o:hr="t" fillcolor="#a0a0a0" stroked="f"/>
         </w:pict>
       </w:r>
     </w:p>
@@ -36197,7 +36368,7 @@
           <w:szCs w:val="20"/>
         </w:rPr>
         <w:pict w14:anchorId="12535F43">
-          <v:rect id="_x0000_i2137" style="width:0;height:1.5pt" o:hralign="center" o:hrstd="t" o:hr="t" fillcolor="#a0a0a0" stroked="f"/>
+          <v:rect id="_x0000_i1176" style="width:0;height:1.5pt" o:hralign="center" o:hrstd="t" o:hr="t" fillcolor="#a0a0a0" stroked="f"/>
         </w:pict>
       </w:r>
     </w:p>
@@ -36570,7 +36741,7 @@
           <w:szCs w:val="20"/>
         </w:rPr>
         <w:pict w14:anchorId="237A45D6">
-          <v:rect id="_x0000_i2138" style="width:0;height:1.5pt" o:hralign="center" o:hrstd="t" o:hr="t" fillcolor="#a0a0a0" stroked="f"/>
+          <v:rect id="_x0000_i1177" style="width:0;height:1.5pt" o:hralign="center" o:hrstd="t" o:hr="t" fillcolor="#a0a0a0" stroked="f"/>
         </w:pict>
       </w:r>
     </w:p>
@@ -36728,7 +36899,7 @@
           <w:szCs w:val="20"/>
         </w:rPr>
         <w:pict w14:anchorId="24D5FAEF">
-          <v:rect id="_x0000_i2139" style="width:0;height:1.5pt" o:hralign="center" o:hrstd="t" o:hr="t" fillcolor="#a0a0a0" stroked="f"/>
+          <v:rect id="_x0000_i1178" style="width:0;height:1.5pt" o:hralign="center" o:hrstd="t" o:hr="t" fillcolor="#a0a0a0" stroked="f"/>
         </w:pict>
       </w:r>
     </w:p>
@@ -36976,7 +37147,7 @@
           <w:szCs w:val="20"/>
         </w:rPr>
         <w:pict w14:anchorId="400874A5">
-          <v:rect id="_x0000_i2140" style="width:0;height:1.5pt" o:hralign="center" o:hrstd="t" o:hr="t" fillcolor="#a0a0a0" stroked="f"/>
+          <v:rect id="_x0000_i1179" style="width:0;height:1.5pt" o:hralign="center" o:hrstd="t" o:hr="t" fillcolor="#a0a0a0" stroked="f"/>
         </w:pict>
       </w:r>
     </w:p>
@@ -37240,7 +37411,7 @@
           <w:szCs w:val="20"/>
         </w:rPr>
         <w:pict w14:anchorId="1F6FC545">
-          <v:rect id="_x0000_i2141" style="width:0;height:1.5pt" o:hralign="center" o:hrstd="t" o:hr="t" fillcolor="#a0a0a0" stroked="f"/>
+          <v:rect id="_x0000_i1180" style="width:0;height:1.5pt" o:hralign="center" o:hrstd="t" o:hr="t" fillcolor="#a0a0a0" stroked="f"/>
         </w:pict>
       </w:r>
     </w:p>
@@ -37391,7 +37562,7 @@
           <w:szCs w:val="20"/>
         </w:rPr>
         <w:pict w14:anchorId="1DEFAE0D">
-          <v:rect id="_x0000_i2142" style="width:0;height:1.5pt" o:hralign="center" o:hrstd="t" o:hr="t" fillcolor="#a0a0a0" stroked="f"/>
+          <v:rect id="_x0000_i1181" style="width:0;height:1.5pt" o:hralign="center" o:hrstd="t" o:hr="t" fillcolor="#a0a0a0" stroked="f"/>
         </w:pict>
       </w:r>
     </w:p>
@@ -37489,7 +37660,7 @@
           <w:szCs w:val="20"/>
         </w:rPr>
         <w:pict w14:anchorId="0EF4F53A">
-          <v:rect id="_x0000_i2143" style="width:0;height:1.5pt" o:hralign="center" o:hrstd="t" o:hr="t" fillcolor="#a0a0a0" stroked="f"/>
+          <v:rect id="_x0000_i1182" style="width:0;height:1.5pt" o:hralign="center" o:hrstd="t" o:hr="t" fillcolor="#a0a0a0" stroked="f"/>
         </w:pict>
       </w:r>
     </w:p>
@@ -37737,7 +37908,7 @@
           <w:szCs w:val="20"/>
         </w:rPr>
         <w:pict w14:anchorId="66707701">
-          <v:rect id="_x0000_i2144" style="width:0;height:1.5pt" o:hralign="center" o:hrstd="t" o:hr="t" fillcolor="#a0a0a0" stroked="f"/>
+          <v:rect id="_x0000_i1183" style="width:0;height:1.5pt" o:hralign="center" o:hrstd="t" o:hr="t" fillcolor="#a0a0a0" stroked="f"/>
         </w:pict>
       </w:r>
     </w:p>
@@ -37885,7 +38056,7 @@
           <w:szCs w:val="20"/>
         </w:rPr>
         <w:pict w14:anchorId="03923F67">
-          <v:rect id="_x0000_i2145" style="width:0;height:1.5pt" o:hralign="center" o:hrstd="t" o:hr="t" fillcolor="#a0a0a0" stroked="f"/>
+          <v:rect id="_x0000_i1184" style="width:0;height:1.5pt" o:hralign="center" o:hrstd="t" o:hr="t" fillcolor="#a0a0a0" stroked="f"/>
         </w:pict>
       </w:r>
     </w:p>
